--- a/cv/2025-04-25-cv-pth-eng/2025-04-25-cv-pth-eng-projects.docx
+++ b/cv/2025-04-25-cv-pth-eng/2025-04-25-cv-pth-eng-projects.docx
@@ -279,7 +279,103 @@
           <w:bCs/>
           <w:lang w:val="en-US"/>
         </w:rPr>
-        <w:t xml:space="preserve"> This has the advantage that </w:t>
+        <w:t xml:space="preserve"> This has the advantage that its is not necessary to open the car batteries</w:t>
+      </w:r>
+      <w:r>
+        <w:rPr>
+          <w:rFonts w:asciiTheme="minorHAnsi" w:hAnsiTheme="minorHAnsi"/>
+          <w:bCs/>
+          <w:lang w:val="en-US"/>
+        </w:rPr>
+        <w:t>, they can be used “as is”</w:t>
+      </w:r>
+      <w:r>
+        <w:rPr>
+          <w:rFonts w:asciiTheme="minorHAnsi" w:hAnsiTheme="minorHAnsi"/>
+          <w:bCs/>
+          <w:lang w:val="en-US"/>
+        </w:rPr>
+        <w:t xml:space="preserve"> f</w:t>
+      </w:r>
+      <w:r>
+        <w:rPr>
+          <w:rFonts w:asciiTheme="minorHAnsi" w:hAnsiTheme="minorHAnsi"/>
+          <w:bCs/>
+          <w:lang w:val="en-US"/>
+        </w:rPr>
+        <w:t>or</w:t>
+      </w:r>
+      <w:r>
+        <w:rPr>
+          <w:rFonts w:asciiTheme="minorHAnsi" w:hAnsiTheme="minorHAnsi"/>
+          <w:bCs/>
+          <w:lang w:val="en-US"/>
+        </w:rPr>
+        <w:t xml:space="preserve"> energy storage</w:t>
+      </w:r>
+      <w:r>
+        <w:rPr>
+          <w:rFonts w:asciiTheme="minorHAnsi" w:hAnsiTheme="minorHAnsi"/>
+          <w:bCs/>
+          <w:lang w:val="en-US"/>
+        </w:rPr>
+        <w:t>.</w:t>
+      </w:r>
+      <w:r>
+        <w:rPr>
+          <w:rFonts w:asciiTheme="minorHAnsi" w:hAnsiTheme="minorHAnsi"/>
+          <w:bCs/>
+          <w:lang w:val="en-US"/>
+        </w:rPr>
+        <w:t xml:space="preserve"> The challenge is that different electrical car </w:t>
+      </w:r>
+      <w:r>
+        <w:rPr>
+          <w:rFonts w:asciiTheme="minorHAnsi" w:hAnsiTheme="minorHAnsi"/>
+          <w:bCs/>
+          <w:lang w:val="en-US"/>
+        </w:rPr>
+        <w:t>manufacturers</w:t>
+      </w:r>
+      <w:r>
+        <w:rPr>
+          <w:rFonts w:asciiTheme="minorHAnsi" w:hAnsiTheme="minorHAnsi"/>
+          <w:bCs/>
+          <w:lang w:val="en-US"/>
+        </w:rPr>
+        <w:t xml:space="preserve"> </w:t>
+      </w:r>
+      <w:r>
+        <w:rPr>
+          <w:rFonts w:asciiTheme="minorHAnsi" w:hAnsiTheme="minorHAnsi"/>
+          <w:bCs/>
+          <w:lang w:val="en-US"/>
+        </w:rPr>
+        <w:t>have</w:t>
+      </w:r>
+      <w:r>
+        <w:rPr>
+          <w:rFonts w:asciiTheme="minorHAnsi" w:hAnsiTheme="minorHAnsi"/>
+          <w:bCs/>
+          <w:lang w:val="en-US"/>
+        </w:rPr>
+        <w:t xml:space="preserve"> different </w:t>
+      </w:r>
+      <w:r>
+        <w:rPr>
+          <w:rFonts w:asciiTheme="minorHAnsi" w:hAnsiTheme="minorHAnsi"/>
+          <w:bCs/>
+          <w:lang w:val="en-US"/>
+        </w:rPr>
+        <w:t>communication</w:t>
+      </w:r>
+      <w:r>
+        <w:rPr>
+          <w:rFonts w:asciiTheme="minorHAnsi" w:hAnsiTheme="minorHAnsi"/>
+          <w:bCs/>
+          <w:lang w:val="en-US"/>
+        </w:rPr>
+        <w:t xml:space="preserve"> </w:t>
       </w:r>
       <w:proofErr w:type="gramStart"/>
       <w:r>
@@ -288,7 +384,7 @@
           <w:bCs/>
           <w:lang w:val="en-US"/>
         </w:rPr>
-        <w:t>its</w:t>
+        <w:t>protocol</w:t>
       </w:r>
       <w:proofErr w:type="gramEnd"/>
       <w:r>
@@ -297,7 +393,7 @@
           <w:bCs/>
           <w:lang w:val="en-US"/>
         </w:rPr>
-        <w:t xml:space="preserve"> is not necessary to open the car batteries</w:t>
+        <w:t xml:space="preserve">, and </w:t>
       </w:r>
       <w:r>
         <w:rPr>
@@ -305,7 +401,7 @@
           <w:bCs/>
           <w:lang w:val="en-US"/>
         </w:rPr>
-        <w:t>, they can be used “as is”</w:t>
+        <w:t>there</w:t>
       </w:r>
       <w:r>
         <w:rPr>
@@ -313,7 +409,7 @@
           <w:bCs/>
           <w:lang w:val="en-US"/>
         </w:rPr>
-        <w:t xml:space="preserve"> fir energy storage</w:t>
+        <w:t xml:space="preserve"> is not yet a common standard across the </w:t>
       </w:r>
       <w:r>
         <w:rPr>
@@ -321,6 +417,236 @@
           <w:bCs/>
           <w:lang w:val="en-US"/>
         </w:rPr>
+        <w:t>manufacturers</w:t>
+      </w:r>
+      <w:r>
+        <w:rPr>
+          <w:rFonts w:asciiTheme="minorHAnsi" w:hAnsiTheme="minorHAnsi"/>
+          <w:bCs/>
+          <w:lang w:val="en-US"/>
+        </w:rPr>
+        <w:t xml:space="preserve">. This means that the HW/SW </w:t>
+      </w:r>
+      <w:proofErr w:type="gramStart"/>
+      <w:r>
+        <w:rPr>
+          <w:rFonts w:asciiTheme="minorHAnsi" w:hAnsiTheme="minorHAnsi"/>
+          <w:bCs/>
+          <w:lang w:val="en-US"/>
+        </w:rPr>
+        <w:t>have to</w:t>
+      </w:r>
+      <w:proofErr w:type="gramEnd"/>
+      <w:r>
+        <w:rPr>
+          <w:rFonts w:asciiTheme="minorHAnsi" w:hAnsiTheme="minorHAnsi"/>
+          <w:bCs/>
+          <w:lang w:val="en-US"/>
+        </w:rPr>
+        <w:t xml:space="preserve"> support </w:t>
+      </w:r>
+      <w:proofErr w:type="gramStart"/>
+      <w:r>
+        <w:rPr>
+          <w:rFonts w:asciiTheme="minorHAnsi" w:hAnsiTheme="minorHAnsi"/>
+          <w:bCs/>
+          <w:lang w:val="en-US"/>
+        </w:rPr>
+        <w:t xml:space="preserve">a number </w:t>
+      </w:r>
+      <w:r>
+        <w:rPr>
+          <w:rFonts w:asciiTheme="minorHAnsi" w:hAnsiTheme="minorHAnsi"/>
+          <w:bCs/>
+          <w:lang w:val="en-US"/>
+        </w:rPr>
+        <w:t>of</w:t>
+      </w:r>
+      <w:proofErr w:type="gramEnd"/>
+      <w:r>
+        <w:rPr>
+          <w:rFonts w:asciiTheme="minorHAnsi" w:hAnsiTheme="minorHAnsi"/>
+          <w:bCs/>
+          <w:lang w:val="en-US"/>
+        </w:rPr>
+        <w:t xml:space="preserve"> different</w:t>
+      </w:r>
+      <w:r>
+        <w:rPr>
+          <w:rFonts w:asciiTheme="minorHAnsi" w:hAnsiTheme="minorHAnsi"/>
+          <w:bCs/>
+          <w:lang w:val="en-US"/>
+        </w:rPr>
+        <w:t xml:space="preserve"> batteries in a generic way.</w:t>
+      </w:r>
+    </w:p>
+    <w:p>
+      <w:pPr>
+        <w:rPr>
+          <w:rFonts w:asciiTheme="minorHAnsi" w:hAnsiTheme="minorHAnsi"/>
+          <w:bCs/>
+          <w:lang w:val="en-US"/>
+        </w:rPr>
+      </w:pPr>
+    </w:p>
+    <w:p>
+      <w:pPr>
+        <w:rPr>
+          <w:rFonts w:asciiTheme="minorHAnsi" w:hAnsiTheme="minorHAnsi"/>
+          <w:bCs/>
+          <w:lang w:val="en-US"/>
+        </w:rPr>
+      </w:pPr>
+      <w:r>
+        <w:rPr>
+          <w:rFonts w:asciiTheme="minorHAnsi" w:hAnsiTheme="minorHAnsi"/>
+          <w:bCs/>
+          <w:lang w:val="en-US"/>
+        </w:rPr>
+        <w:t xml:space="preserve">My role </w:t>
+      </w:r>
+      <w:r>
+        <w:rPr>
+          <w:rFonts w:asciiTheme="minorHAnsi" w:hAnsiTheme="minorHAnsi"/>
+          <w:bCs/>
+          <w:lang w:val="en-US"/>
+        </w:rPr>
+        <w:t>was</w:t>
+      </w:r>
+      <w:r>
+        <w:rPr>
+          <w:rFonts w:asciiTheme="minorHAnsi" w:hAnsiTheme="minorHAnsi"/>
+          <w:bCs/>
+          <w:lang w:val="en-US"/>
+        </w:rPr>
+        <w:t>/is</w:t>
+      </w:r>
+      <w:r>
+        <w:rPr>
+          <w:rFonts w:asciiTheme="minorHAnsi" w:hAnsiTheme="minorHAnsi"/>
+          <w:bCs/>
+          <w:lang w:val="en-US"/>
+        </w:rPr>
+        <w:t xml:space="preserve"> to build a SW team and </w:t>
+      </w:r>
+      <w:r>
+        <w:rPr>
+          <w:rFonts w:asciiTheme="minorHAnsi" w:hAnsiTheme="minorHAnsi"/>
+          <w:bCs/>
+          <w:lang w:val="en-US"/>
+        </w:rPr>
+        <w:t>apply “b</w:t>
+      </w:r>
+      <w:r>
+        <w:rPr>
+          <w:rFonts w:asciiTheme="minorHAnsi" w:hAnsiTheme="minorHAnsi"/>
+          <w:bCs/>
+          <w:lang w:val="en-US"/>
+        </w:rPr>
+        <w:t>est</w:t>
+      </w:r>
+      <w:r>
+        <w:rPr>
+          <w:rFonts w:asciiTheme="minorHAnsi" w:hAnsiTheme="minorHAnsi"/>
+          <w:bCs/>
+          <w:lang w:val="en-US"/>
+        </w:rPr>
+        <w:t xml:space="preserve"> </w:t>
+      </w:r>
+      <w:r>
+        <w:rPr>
+          <w:rFonts w:asciiTheme="minorHAnsi" w:hAnsiTheme="minorHAnsi"/>
+          <w:bCs/>
+          <w:lang w:val="en-US"/>
+        </w:rPr>
+        <w:t>practices</w:t>
+      </w:r>
+      <w:r>
+        <w:rPr>
+          <w:rFonts w:asciiTheme="minorHAnsi" w:hAnsiTheme="minorHAnsi"/>
+          <w:bCs/>
+          <w:lang w:val="en-US"/>
+        </w:rPr>
+        <w:t>” for</w:t>
+      </w:r>
+      <w:r>
+        <w:rPr>
+          <w:rFonts w:asciiTheme="minorHAnsi" w:hAnsiTheme="minorHAnsi"/>
+          <w:bCs/>
+          <w:lang w:val="en-US"/>
+        </w:rPr>
+        <w:t xml:space="preserve"> implementation of the SW portfolio.</w:t>
+      </w:r>
+      <w:r>
+        <w:rPr>
+          <w:rFonts w:asciiTheme="minorHAnsi" w:hAnsiTheme="minorHAnsi"/>
+          <w:bCs/>
+          <w:lang w:val="en-US"/>
+        </w:rPr>
+        <w:t xml:space="preserve"> This included among other things</w:t>
+      </w:r>
+      <w:r>
+        <w:rPr>
+          <w:rFonts w:asciiTheme="minorHAnsi" w:hAnsiTheme="minorHAnsi"/>
+          <w:bCs/>
+          <w:lang w:val="en-US"/>
+        </w:rPr>
+        <w:t xml:space="preserve"> </w:t>
+      </w:r>
+      <w:r>
+        <w:rPr>
+          <w:rFonts w:asciiTheme="minorHAnsi" w:hAnsiTheme="minorHAnsi"/>
+          <w:bCs/>
+          <w:lang w:val="en-US"/>
+        </w:rPr>
+        <w:t xml:space="preserve">the setup and </w:t>
+      </w:r>
+      <w:r>
+        <w:rPr>
+          <w:rFonts w:asciiTheme="minorHAnsi" w:hAnsiTheme="minorHAnsi"/>
+          <w:bCs/>
+          <w:lang w:val="en-US"/>
+        </w:rPr>
+        <w:t>maintenance</w:t>
+      </w:r>
+      <w:r>
+        <w:rPr>
+          <w:rFonts w:asciiTheme="minorHAnsi" w:hAnsiTheme="minorHAnsi"/>
+          <w:bCs/>
+          <w:lang w:val="en-US"/>
+        </w:rPr>
+        <w:t xml:space="preserve"> of build servers for testing (Jenkins)</w:t>
+      </w:r>
+      <w:r>
+        <w:rPr>
+          <w:rFonts w:asciiTheme="minorHAnsi" w:hAnsiTheme="minorHAnsi"/>
+          <w:bCs/>
+          <w:lang w:val="en-US"/>
+        </w:rPr>
+        <w:t xml:space="preserve"> to facilitate </w:t>
+      </w:r>
+      <w:r>
+        <w:rPr>
+          <w:rFonts w:asciiTheme="minorHAnsi" w:hAnsiTheme="minorHAnsi"/>
+          <w:bCs/>
+          <w:lang w:val="en-US"/>
+        </w:rPr>
+        <w:t>a CI</w:t>
+      </w:r>
+      <w:r>
+        <w:rPr>
+          <w:rFonts w:asciiTheme="minorHAnsi" w:hAnsiTheme="minorHAnsi"/>
+          <w:bCs/>
+          <w:lang w:val="en-US"/>
+        </w:rPr>
+        <w:t>/CD pipeline</w:t>
+      </w:r>
+      <w:r>
+        <w:rPr>
+          <w:rFonts w:asciiTheme="minorHAnsi" w:hAnsiTheme="minorHAnsi"/>
+          <w:bCs/>
+          <w:lang w:val="en-US"/>
+        </w:rPr>
         <w:t>.</w:t>
       </w:r>
       <w:r>
@@ -329,7 +655,7 @@
           <w:bCs/>
           <w:lang w:val="en-US"/>
         </w:rPr>
-        <w:t xml:space="preserve"> The challenge is that different electrical car </w:t>
+        <w:t xml:space="preserve"> </w:t>
       </w:r>
       <w:r>
         <w:rPr>
@@ -337,7 +663,7 @@
           <w:bCs/>
           <w:lang w:val="en-US"/>
         </w:rPr>
-        <w:t>manufacturers</w:t>
+        <w:t>C</w:t>
       </w:r>
       <w:r>
         <w:rPr>
@@ -345,6 +671,94 @@
           <w:bCs/>
           <w:lang w:val="en-US"/>
         </w:rPr>
+        <w:t>onsolidation</w:t>
+      </w:r>
+      <w:r>
+        <w:rPr>
+          <w:rFonts w:asciiTheme="minorHAnsi" w:hAnsiTheme="minorHAnsi"/>
+          <w:bCs/>
+          <w:lang w:val="en-US"/>
+        </w:rPr>
+        <w:t xml:space="preserve"> of existing SW into a common code base. Re</w:t>
+      </w:r>
+      <w:r>
+        <w:rPr>
+          <w:rFonts w:asciiTheme="minorHAnsi" w:hAnsiTheme="minorHAnsi"/>
+          <w:bCs/>
+          <w:lang w:val="en-US"/>
+        </w:rPr>
+        <w:t xml:space="preserve">factor and </w:t>
+      </w:r>
+      <w:r>
+        <w:rPr>
+          <w:rFonts w:asciiTheme="minorHAnsi" w:hAnsiTheme="minorHAnsi"/>
+          <w:bCs/>
+          <w:lang w:val="en-US"/>
+        </w:rPr>
+        <w:t>improve</w:t>
+      </w:r>
+      <w:r>
+        <w:rPr>
+          <w:rFonts w:asciiTheme="minorHAnsi" w:hAnsiTheme="minorHAnsi"/>
+          <w:bCs/>
+          <w:lang w:val="en-US"/>
+        </w:rPr>
+        <w:t xml:space="preserve"> existing code base</w:t>
+      </w:r>
+      <w:r>
+        <w:rPr>
+          <w:rFonts w:asciiTheme="minorHAnsi" w:hAnsiTheme="minorHAnsi"/>
+          <w:bCs/>
+          <w:lang w:val="en-US"/>
+        </w:rPr>
+        <w:t xml:space="preserve"> which is written in Python</w:t>
+      </w:r>
+      <w:r>
+        <w:rPr>
+          <w:rFonts w:asciiTheme="minorHAnsi" w:hAnsiTheme="minorHAnsi"/>
+          <w:bCs/>
+          <w:lang w:val="en-US"/>
+        </w:rPr>
+        <w:t xml:space="preserve">. </w:t>
+      </w:r>
+      <w:r>
+        <w:rPr>
+          <w:rFonts w:asciiTheme="minorHAnsi" w:hAnsiTheme="minorHAnsi"/>
+          <w:bCs/>
+          <w:lang w:val="en-US"/>
+        </w:rPr>
+        <w:t>The writing of control SW for the EMS (Energy Management System)</w:t>
+      </w:r>
+      <w:r>
+        <w:rPr>
+          <w:rFonts w:asciiTheme="minorHAnsi" w:hAnsiTheme="minorHAnsi"/>
+          <w:bCs/>
+          <w:lang w:val="en-US"/>
+        </w:rPr>
+        <w:t xml:space="preserve"> in C++</w:t>
+      </w:r>
+      <w:r>
+        <w:rPr>
+          <w:rFonts w:asciiTheme="minorHAnsi" w:hAnsiTheme="minorHAnsi"/>
+          <w:bCs/>
+          <w:lang w:val="en-US"/>
+        </w:rPr>
+        <w:t>.</w:t>
+      </w:r>
+      <w:r>
+        <w:rPr>
+          <w:rFonts w:asciiTheme="minorHAnsi" w:hAnsiTheme="minorHAnsi"/>
+          <w:bCs/>
+          <w:lang w:val="en-US"/>
+        </w:rPr>
+        <w:t xml:space="preserve"> Design and review of a</w:t>
+      </w:r>
+      <w:r>
+        <w:rPr>
+          <w:rFonts w:asciiTheme="minorHAnsi" w:hAnsiTheme="minorHAnsi"/>
+          <w:bCs/>
+          <w:lang w:val="en-US"/>
+        </w:rPr>
         <w:t xml:space="preserve"> </w:t>
       </w:r>
       <w:r>
@@ -353,7 +767,7 @@
           <w:bCs/>
           <w:lang w:val="en-US"/>
         </w:rPr>
-        <w:t>have</w:t>
+        <w:t xml:space="preserve">new HW </w:t>
       </w:r>
       <w:r>
         <w:rPr>
@@ -361,7 +775,7 @@
           <w:bCs/>
           <w:lang w:val="en-US"/>
         </w:rPr>
-        <w:t xml:space="preserve"> different </w:t>
+        <w:t>platform</w:t>
       </w:r>
       <w:r>
         <w:rPr>
@@ -369,7 +783,7 @@
           <w:bCs/>
           <w:lang w:val="en-US"/>
         </w:rPr>
-        <w:t>communication</w:t>
+        <w:t xml:space="preserve">. </w:t>
       </w:r>
       <w:r>
         <w:rPr>
@@ -379,539 +793,172 @@
         </w:rPr>
         <w:t xml:space="preserve"> </w:t>
       </w:r>
+      <w:r>
+        <w:rPr>
+          <w:rFonts w:asciiTheme="minorHAnsi" w:hAnsiTheme="minorHAnsi"/>
+          <w:bCs/>
+          <w:lang w:val="en-US"/>
+        </w:rPr>
+        <w:t>Assessment and validation of candidates</w:t>
+      </w:r>
+      <w:r>
+        <w:rPr>
+          <w:rFonts w:asciiTheme="minorHAnsi" w:hAnsiTheme="minorHAnsi"/>
+          <w:bCs/>
+          <w:lang w:val="en-US"/>
+        </w:rPr>
+        <w:t xml:space="preserve"> </w:t>
+      </w:r>
+      <w:r>
+        <w:rPr>
+          <w:rFonts w:asciiTheme="minorHAnsi" w:hAnsiTheme="minorHAnsi"/>
+          <w:bCs/>
+          <w:lang w:val="en-US"/>
+        </w:rPr>
+        <w:t xml:space="preserve">+ conduct interview </w:t>
+      </w:r>
+      <w:r>
+        <w:rPr>
+          <w:rFonts w:asciiTheme="minorHAnsi" w:hAnsiTheme="minorHAnsi"/>
+          <w:bCs/>
+          <w:lang w:val="en-US"/>
+        </w:rPr>
+        <w:t>for new positions</w:t>
+      </w:r>
+      <w:r>
+        <w:rPr>
+          <w:rFonts w:asciiTheme="minorHAnsi" w:hAnsiTheme="minorHAnsi"/>
+          <w:bCs/>
+          <w:lang w:val="en-US"/>
+        </w:rPr>
+        <w:t xml:space="preserve"> et Eco</w:t>
+      </w:r>
+      <w:r>
+        <w:rPr>
+          <w:rFonts w:asciiTheme="minorHAnsi" w:hAnsiTheme="minorHAnsi"/>
+          <w:bCs/>
+          <w:lang w:val="en-US"/>
+        </w:rPr>
+        <w:t xml:space="preserve"> </w:t>
+      </w:r>
+      <w:proofErr w:type="spellStart"/>
+      <w:r>
+        <w:rPr>
+          <w:rFonts w:asciiTheme="minorHAnsi" w:hAnsiTheme="minorHAnsi"/>
+          <w:bCs/>
+          <w:lang w:val="en-US"/>
+        </w:rPr>
+        <w:t>Stor</w:t>
+      </w:r>
+      <w:proofErr w:type="spellEnd"/>
+      <w:r>
+        <w:rPr>
+          <w:rFonts w:asciiTheme="minorHAnsi" w:hAnsiTheme="minorHAnsi"/>
+          <w:bCs/>
+          <w:lang w:val="en-US"/>
+        </w:rPr>
+        <w:t>.</w:t>
+      </w:r>
+      <w:r>
+        <w:rPr>
+          <w:rFonts w:asciiTheme="minorHAnsi" w:hAnsiTheme="minorHAnsi"/>
+          <w:bCs/>
+          <w:lang w:val="en-US"/>
+        </w:rPr>
+        <w:t xml:space="preserve"> System design in Enterprise Architect. Setup and maintenance of JIRA + Confluence.</w:t>
+      </w:r>
+      <w:r>
+        <w:rPr>
+          <w:rFonts w:asciiTheme="minorHAnsi" w:hAnsiTheme="minorHAnsi"/>
+          <w:bCs/>
+          <w:lang w:val="en-US"/>
+        </w:rPr>
+        <w:t xml:space="preserve"> Introducing Agile/Scrum and educating the team.</w:t>
+      </w:r>
+    </w:p>
+    <w:p>
+      <w:pPr>
+        <w:rPr>
+          <w:rFonts w:asciiTheme="minorHAnsi" w:hAnsiTheme="minorHAnsi"/>
+          <w:b/>
+          <w:lang w:val="en-US"/>
+        </w:rPr>
+      </w:pPr>
+    </w:p>
+    <w:p>
+      <w:pPr>
+        <w:rPr>
+          <w:rFonts w:asciiTheme="minorHAnsi" w:hAnsiTheme="minorHAnsi"/>
+          <w:lang w:val="en-US"/>
+        </w:rPr>
+      </w:pPr>
+      <w:r>
+        <w:rPr>
+          <w:rFonts w:asciiTheme="minorHAnsi" w:hAnsiTheme="minorHAnsi"/>
+          <w:b/>
+          <w:lang w:val="en-US"/>
+        </w:rPr>
+        <w:t>Technology/Methodology</w:t>
+      </w:r>
       <w:proofErr w:type="gramStart"/>
       <w:r>
         <w:rPr>
           <w:rFonts w:asciiTheme="minorHAnsi" w:hAnsiTheme="minorHAnsi"/>
-          <w:bCs/>
-          <w:lang w:val="en-US"/>
-        </w:rPr>
-        <w:t>protocol</w:t>
+          <w:lang w:val="en-US"/>
+        </w:rPr>
+        <w:t xml:space="preserve">:  </w:t>
+      </w:r>
+      <w:r>
+        <w:rPr>
+          <w:rFonts w:asciiTheme="minorHAnsi" w:hAnsiTheme="minorHAnsi"/>
+          <w:lang w:val="en-US"/>
+        </w:rPr>
+        <w:t>C</w:t>
       </w:r>
       <w:proofErr w:type="gramEnd"/>
       <w:r>
         <w:rPr>
           <w:rFonts w:asciiTheme="minorHAnsi" w:hAnsiTheme="minorHAnsi"/>
-          <w:bCs/>
-          <w:lang w:val="en-US"/>
-        </w:rPr>
-        <w:t xml:space="preserve">, and </w:t>
-      </w:r>
-      <w:r>
-        <w:rPr>
-          <w:rFonts w:asciiTheme="minorHAnsi" w:hAnsiTheme="minorHAnsi"/>
-          <w:bCs/>
-          <w:lang w:val="en-US"/>
-        </w:rPr>
-        <w:t>there</w:t>
-      </w:r>
-      <w:r>
-        <w:rPr>
-          <w:rFonts w:asciiTheme="minorHAnsi" w:hAnsiTheme="minorHAnsi"/>
-          <w:bCs/>
-          <w:lang w:val="en-US"/>
-        </w:rPr>
-        <w:t xml:space="preserve"> is not yet a common standard across the </w:t>
-      </w:r>
-      <w:r>
-        <w:rPr>
-          <w:rFonts w:asciiTheme="minorHAnsi" w:hAnsiTheme="minorHAnsi"/>
-          <w:bCs/>
-          <w:lang w:val="en-US"/>
-        </w:rPr>
-        <w:t>manufacturers</w:t>
-      </w:r>
-      <w:r>
-        <w:rPr>
-          <w:rFonts w:asciiTheme="minorHAnsi" w:hAnsiTheme="minorHAnsi"/>
-          <w:bCs/>
-          <w:lang w:val="en-US"/>
-        </w:rPr>
-        <w:t xml:space="preserve">. This means that the HW/SW </w:t>
+          <w:lang w:val="en-US"/>
+        </w:rPr>
+        <w:t>/C++</w:t>
+      </w:r>
+      <w:r>
+        <w:rPr>
+          <w:rFonts w:asciiTheme="minorHAnsi" w:hAnsiTheme="minorHAnsi"/>
+          <w:lang w:val="en-US"/>
+        </w:rPr>
+        <w:t xml:space="preserve">, </w:t>
+      </w:r>
+      <w:r>
+        <w:rPr>
+          <w:rFonts w:asciiTheme="minorHAnsi" w:hAnsiTheme="minorHAnsi"/>
+          <w:lang w:val="en-US"/>
+        </w:rPr>
+        <w:t>REST-API, Open-</w:t>
       </w:r>
       <w:proofErr w:type="gramStart"/>
       <w:r>
         <w:rPr>
           <w:rFonts w:asciiTheme="minorHAnsi" w:hAnsiTheme="minorHAnsi"/>
-          <w:bCs/>
-          <w:lang w:val="en-US"/>
-        </w:rPr>
-        <w:t>have to</w:t>
+          <w:lang w:val="en-US"/>
+        </w:rPr>
+        <w:t>API,  Modbus</w:t>
       </w:r>
       <w:proofErr w:type="gramEnd"/>
       <w:r>
         <w:rPr>
           <w:rFonts w:asciiTheme="minorHAnsi" w:hAnsiTheme="minorHAnsi"/>
-          <w:bCs/>
-          <w:lang w:val="en-US"/>
-        </w:rPr>
-        <w:t xml:space="preserve"> support a number </w:t>
-      </w:r>
-      <w:r>
-        <w:rPr>
-          <w:rFonts w:asciiTheme="minorHAnsi" w:hAnsiTheme="minorHAnsi"/>
-          <w:bCs/>
-          <w:lang w:val="en-US"/>
-        </w:rPr>
-        <w:t>of</w:t>
-      </w:r>
-      <w:r>
-        <w:rPr>
-          <w:rFonts w:asciiTheme="minorHAnsi" w:hAnsiTheme="minorHAnsi"/>
-          <w:bCs/>
-          <w:lang w:val="en-US"/>
-        </w:rPr>
-        <w:t xml:space="preserve"> different</w:t>
-      </w:r>
-      <w:r>
-        <w:rPr>
-          <w:rFonts w:asciiTheme="minorHAnsi" w:hAnsiTheme="minorHAnsi"/>
-          <w:bCs/>
-          <w:lang w:val="en-US"/>
-        </w:rPr>
-        <w:t xml:space="preserve"> batteries in a generic way.</w:t>
-      </w:r>
-    </w:p>
-    <w:p>
-      <w:pPr>
-        <w:rPr>
-          <w:rFonts w:asciiTheme="minorHAnsi" w:hAnsiTheme="minorHAnsi"/>
-          <w:bCs/>
-          <w:lang w:val="en-US"/>
-        </w:rPr>
-      </w:pPr>
-    </w:p>
-    <w:p>
-      <w:pPr>
-        <w:rPr>
-          <w:rFonts w:asciiTheme="minorHAnsi" w:hAnsiTheme="minorHAnsi"/>
-          <w:bCs/>
-          <w:lang w:val="en-US"/>
-        </w:rPr>
-      </w:pPr>
-      <w:r>
-        <w:rPr>
-          <w:rFonts w:asciiTheme="minorHAnsi" w:hAnsiTheme="minorHAnsi"/>
-          <w:bCs/>
-          <w:lang w:val="en-US"/>
-        </w:rPr>
-        <w:t xml:space="preserve">My role </w:t>
-      </w:r>
-      <w:r>
-        <w:rPr>
-          <w:rFonts w:asciiTheme="minorHAnsi" w:hAnsiTheme="minorHAnsi"/>
-          <w:bCs/>
-          <w:lang w:val="en-US"/>
-        </w:rPr>
-        <w:t>was</w:t>
-      </w:r>
-      <w:r>
-        <w:rPr>
-          <w:rFonts w:asciiTheme="minorHAnsi" w:hAnsiTheme="minorHAnsi"/>
-          <w:bCs/>
-          <w:lang w:val="en-US"/>
-        </w:rPr>
-        <w:t>/is</w:t>
-      </w:r>
-      <w:r>
-        <w:rPr>
-          <w:rFonts w:asciiTheme="minorHAnsi" w:hAnsiTheme="minorHAnsi"/>
-          <w:bCs/>
-          <w:lang w:val="en-US"/>
-        </w:rPr>
-        <w:t xml:space="preserve"> to build a SW team and </w:t>
-      </w:r>
-      <w:r>
-        <w:rPr>
-          <w:rFonts w:asciiTheme="minorHAnsi" w:hAnsiTheme="minorHAnsi"/>
-          <w:bCs/>
-          <w:lang w:val="en-US"/>
-        </w:rPr>
-        <w:t>apply “b</w:t>
-      </w:r>
-      <w:r>
-        <w:rPr>
-          <w:rFonts w:asciiTheme="minorHAnsi" w:hAnsiTheme="minorHAnsi"/>
-          <w:bCs/>
-          <w:lang w:val="en-US"/>
-        </w:rPr>
-        <w:t>est</w:t>
-      </w:r>
-      <w:r>
-        <w:rPr>
-          <w:rFonts w:asciiTheme="minorHAnsi" w:hAnsiTheme="minorHAnsi"/>
-          <w:bCs/>
-          <w:lang w:val="en-US"/>
-        </w:rPr>
-        <w:t xml:space="preserve"> </w:t>
-      </w:r>
-      <w:r>
-        <w:rPr>
-          <w:rFonts w:asciiTheme="minorHAnsi" w:hAnsiTheme="minorHAnsi"/>
-          <w:bCs/>
-          <w:lang w:val="en-US"/>
-        </w:rPr>
-        <w:t>practices</w:t>
-      </w:r>
-      <w:r>
-        <w:rPr>
-          <w:rFonts w:asciiTheme="minorHAnsi" w:hAnsiTheme="minorHAnsi"/>
-          <w:bCs/>
-          <w:lang w:val="en-US"/>
-        </w:rPr>
-        <w:t>” for</w:t>
-      </w:r>
-      <w:r>
-        <w:rPr>
-          <w:rFonts w:asciiTheme="minorHAnsi" w:hAnsiTheme="minorHAnsi"/>
-          <w:bCs/>
-          <w:lang w:val="en-US"/>
-        </w:rPr>
-        <w:t xml:space="preserve"> implementation of the SW portfolio.</w:t>
-      </w:r>
-      <w:r>
-        <w:rPr>
-          <w:rFonts w:asciiTheme="minorHAnsi" w:hAnsiTheme="minorHAnsi"/>
-          <w:bCs/>
-          <w:lang w:val="en-US"/>
-        </w:rPr>
-        <w:t xml:space="preserve"> This included among other things</w:t>
-      </w:r>
-      <w:r>
-        <w:rPr>
-          <w:rFonts w:asciiTheme="minorHAnsi" w:hAnsiTheme="minorHAnsi"/>
-          <w:bCs/>
-          <w:lang w:val="en-US"/>
-        </w:rPr>
-        <w:t xml:space="preserve"> </w:t>
-      </w:r>
-      <w:r>
-        <w:rPr>
-          <w:rFonts w:asciiTheme="minorHAnsi" w:hAnsiTheme="minorHAnsi"/>
-          <w:bCs/>
-          <w:lang w:val="en-US"/>
-        </w:rPr>
-        <w:t xml:space="preserve">the setup and </w:t>
-      </w:r>
-      <w:r>
-        <w:rPr>
-          <w:rFonts w:asciiTheme="minorHAnsi" w:hAnsiTheme="minorHAnsi"/>
-          <w:bCs/>
-          <w:lang w:val="en-US"/>
-        </w:rPr>
-        <w:t>maintenance</w:t>
-      </w:r>
-      <w:r>
-        <w:rPr>
-          <w:rFonts w:asciiTheme="minorHAnsi" w:hAnsiTheme="minorHAnsi"/>
-          <w:bCs/>
-          <w:lang w:val="en-US"/>
-        </w:rPr>
-        <w:t xml:space="preserve"> of build servers for testing (Jenkins)</w:t>
-      </w:r>
-      <w:r>
-        <w:rPr>
-          <w:rFonts w:asciiTheme="minorHAnsi" w:hAnsiTheme="minorHAnsi"/>
-          <w:bCs/>
-          <w:lang w:val="en-US"/>
-        </w:rPr>
-        <w:t xml:space="preserve"> to facilitate </w:t>
-      </w:r>
-      <w:r>
-        <w:rPr>
-          <w:rFonts w:asciiTheme="minorHAnsi" w:hAnsiTheme="minorHAnsi"/>
-          <w:bCs/>
-          <w:lang w:val="en-US"/>
-        </w:rPr>
-        <w:t>a CI</w:t>
-      </w:r>
-      <w:r>
-        <w:rPr>
-          <w:rFonts w:asciiTheme="minorHAnsi" w:hAnsiTheme="minorHAnsi"/>
-          <w:bCs/>
-          <w:lang w:val="en-US"/>
-        </w:rPr>
-        <w:t>/CD pipeline</w:t>
-      </w:r>
-      <w:r>
-        <w:rPr>
-          <w:rFonts w:asciiTheme="minorHAnsi" w:hAnsiTheme="minorHAnsi"/>
-          <w:bCs/>
-          <w:lang w:val="en-US"/>
-        </w:rPr>
-        <w:t>.</w:t>
-      </w:r>
-      <w:r>
-        <w:rPr>
-          <w:rFonts w:asciiTheme="minorHAnsi" w:hAnsiTheme="minorHAnsi"/>
-          <w:bCs/>
-          <w:lang w:val="en-US"/>
-        </w:rPr>
-        <w:t xml:space="preserve"> </w:t>
-      </w:r>
-      <w:r>
-        <w:rPr>
-          <w:rFonts w:asciiTheme="minorHAnsi" w:hAnsiTheme="minorHAnsi"/>
-          <w:bCs/>
-          <w:lang w:val="en-US"/>
-        </w:rPr>
-        <w:t>C</w:t>
-      </w:r>
-      <w:r>
-        <w:rPr>
-          <w:rFonts w:asciiTheme="minorHAnsi" w:hAnsiTheme="minorHAnsi"/>
-          <w:bCs/>
-          <w:lang w:val="en-US"/>
-        </w:rPr>
-        <w:t>onsolidation</w:t>
-      </w:r>
-      <w:r>
-        <w:rPr>
-          <w:rFonts w:asciiTheme="minorHAnsi" w:hAnsiTheme="minorHAnsi"/>
-          <w:bCs/>
-          <w:lang w:val="en-US"/>
-        </w:rPr>
-        <w:t xml:space="preserve"> of existing SW into a common code base. Re</w:t>
-      </w:r>
-      <w:r>
-        <w:rPr>
-          <w:rFonts w:asciiTheme="minorHAnsi" w:hAnsiTheme="minorHAnsi"/>
-          <w:bCs/>
-          <w:lang w:val="en-US"/>
-        </w:rPr>
-        <w:t xml:space="preserve">factor and </w:t>
-      </w:r>
-      <w:r>
-        <w:rPr>
-          <w:rFonts w:asciiTheme="minorHAnsi" w:hAnsiTheme="minorHAnsi"/>
-          <w:bCs/>
-          <w:lang w:val="en-US"/>
-        </w:rPr>
-        <w:t>improve</w:t>
-      </w:r>
-      <w:r>
-        <w:rPr>
-          <w:rFonts w:asciiTheme="minorHAnsi" w:hAnsiTheme="minorHAnsi"/>
-          <w:bCs/>
-          <w:lang w:val="en-US"/>
-        </w:rPr>
-        <w:t xml:space="preserve"> existing code base</w:t>
-      </w:r>
-      <w:r>
-        <w:rPr>
-          <w:rFonts w:asciiTheme="minorHAnsi" w:hAnsiTheme="minorHAnsi"/>
-          <w:bCs/>
-          <w:lang w:val="en-US"/>
-        </w:rPr>
-        <w:t xml:space="preserve"> which is written in Python</w:t>
-      </w:r>
-      <w:r>
-        <w:rPr>
-          <w:rFonts w:asciiTheme="minorHAnsi" w:hAnsiTheme="minorHAnsi"/>
-          <w:bCs/>
-          <w:lang w:val="en-US"/>
-        </w:rPr>
-        <w:t xml:space="preserve">. </w:t>
-      </w:r>
-      <w:r>
-        <w:rPr>
-          <w:rFonts w:asciiTheme="minorHAnsi" w:hAnsiTheme="minorHAnsi"/>
-          <w:bCs/>
-          <w:lang w:val="en-US"/>
-        </w:rPr>
-        <w:t>The writing of control SW for the EMS (Energy Management System)</w:t>
-      </w:r>
-      <w:r>
-        <w:rPr>
-          <w:rFonts w:asciiTheme="minorHAnsi" w:hAnsiTheme="minorHAnsi"/>
-          <w:bCs/>
-          <w:lang w:val="en-US"/>
-        </w:rPr>
-        <w:t xml:space="preserve"> in C++</w:t>
-      </w:r>
-      <w:r>
-        <w:rPr>
-          <w:rFonts w:asciiTheme="minorHAnsi" w:hAnsiTheme="minorHAnsi"/>
-          <w:bCs/>
-          <w:lang w:val="en-US"/>
-        </w:rPr>
-        <w:t>.</w:t>
-      </w:r>
-      <w:r>
-        <w:rPr>
-          <w:rFonts w:asciiTheme="minorHAnsi" w:hAnsiTheme="minorHAnsi"/>
-          <w:bCs/>
-          <w:lang w:val="en-US"/>
-        </w:rPr>
-        <w:t xml:space="preserve"> Design and review of a</w:t>
-      </w:r>
-      <w:r>
-        <w:rPr>
-          <w:rFonts w:asciiTheme="minorHAnsi" w:hAnsiTheme="minorHAnsi"/>
-          <w:bCs/>
-          <w:lang w:val="en-US"/>
-        </w:rPr>
-        <w:t xml:space="preserve"> </w:t>
-      </w:r>
-      <w:r>
-        <w:rPr>
-          <w:rFonts w:asciiTheme="minorHAnsi" w:hAnsiTheme="minorHAnsi"/>
-          <w:bCs/>
-          <w:lang w:val="en-US"/>
-        </w:rPr>
-        <w:t xml:space="preserve">new HW </w:t>
-      </w:r>
-      <w:r>
-        <w:rPr>
-          <w:rFonts w:asciiTheme="minorHAnsi" w:hAnsiTheme="minorHAnsi"/>
-          <w:bCs/>
-          <w:lang w:val="en-US"/>
-        </w:rPr>
-        <w:t>platform</w:t>
-      </w:r>
-      <w:r>
-        <w:rPr>
-          <w:rFonts w:asciiTheme="minorHAnsi" w:hAnsiTheme="minorHAnsi"/>
-          <w:bCs/>
-          <w:lang w:val="en-US"/>
-        </w:rPr>
-        <w:t xml:space="preserve">. </w:t>
-      </w:r>
-      <w:r>
-        <w:rPr>
-          <w:rFonts w:asciiTheme="minorHAnsi" w:hAnsiTheme="minorHAnsi"/>
-          <w:bCs/>
-          <w:lang w:val="en-US"/>
-        </w:rPr>
-        <w:t xml:space="preserve"> </w:t>
-      </w:r>
-      <w:r>
-        <w:rPr>
-          <w:rFonts w:asciiTheme="minorHAnsi" w:hAnsiTheme="minorHAnsi"/>
-          <w:bCs/>
-          <w:lang w:val="en-US"/>
-        </w:rPr>
-        <w:t>Assessment and validation of candidates</w:t>
-      </w:r>
-      <w:r>
-        <w:rPr>
-          <w:rFonts w:asciiTheme="minorHAnsi" w:hAnsiTheme="minorHAnsi"/>
-          <w:bCs/>
-          <w:lang w:val="en-US"/>
-        </w:rPr>
-        <w:t xml:space="preserve"> </w:t>
-      </w:r>
-      <w:r>
-        <w:rPr>
-          <w:rFonts w:asciiTheme="minorHAnsi" w:hAnsiTheme="minorHAnsi"/>
-          <w:bCs/>
-          <w:lang w:val="en-US"/>
-        </w:rPr>
-        <w:t xml:space="preserve">+ conduct interview </w:t>
-      </w:r>
-      <w:r>
-        <w:rPr>
-          <w:rFonts w:asciiTheme="minorHAnsi" w:hAnsiTheme="minorHAnsi"/>
-          <w:bCs/>
-          <w:lang w:val="en-US"/>
-        </w:rPr>
-        <w:t>for new positions</w:t>
-      </w:r>
-      <w:r>
-        <w:rPr>
-          <w:rFonts w:asciiTheme="minorHAnsi" w:hAnsiTheme="minorHAnsi"/>
-          <w:bCs/>
-          <w:lang w:val="en-US"/>
-        </w:rPr>
-        <w:t xml:space="preserve"> et Eco</w:t>
-      </w:r>
-      <w:r>
-        <w:rPr>
-          <w:rFonts w:asciiTheme="minorHAnsi" w:hAnsiTheme="minorHAnsi"/>
-          <w:bCs/>
-          <w:lang w:val="en-US"/>
-        </w:rPr>
-        <w:t xml:space="preserve"> </w:t>
-      </w:r>
-      <w:proofErr w:type="spellStart"/>
-      <w:r>
-        <w:rPr>
-          <w:rFonts w:asciiTheme="minorHAnsi" w:hAnsiTheme="minorHAnsi"/>
-          <w:bCs/>
-          <w:lang w:val="en-US"/>
-        </w:rPr>
-        <w:t>Stor</w:t>
-      </w:r>
-      <w:proofErr w:type="spellEnd"/>
-      <w:r>
-        <w:rPr>
-          <w:rFonts w:asciiTheme="minorHAnsi" w:hAnsiTheme="minorHAnsi"/>
-          <w:bCs/>
-          <w:lang w:val="en-US"/>
-        </w:rPr>
-        <w:t>.</w:t>
-      </w:r>
-      <w:r>
-        <w:rPr>
-          <w:rFonts w:asciiTheme="minorHAnsi" w:hAnsiTheme="minorHAnsi"/>
-          <w:bCs/>
-          <w:lang w:val="en-US"/>
-        </w:rPr>
-        <w:t xml:space="preserve"> System design in Enterprise Architect. Setup and maintenance of JIRA + Confluence.</w:t>
-      </w:r>
-      <w:r>
-        <w:rPr>
-          <w:rFonts w:asciiTheme="minorHAnsi" w:hAnsiTheme="minorHAnsi"/>
-          <w:bCs/>
-          <w:lang w:val="en-US"/>
-        </w:rPr>
-        <w:t xml:space="preserve"> Introducing Agile/Scrum and educating the team.</w:t>
-      </w:r>
-    </w:p>
-    <w:p>
-      <w:pPr>
-        <w:rPr>
-          <w:rFonts w:asciiTheme="minorHAnsi" w:hAnsiTheme="minorHAnsi"/>
-          <w:b/>
-          <w:lang w:val="en-US"/>
-        </w:rPr>
-      </w:pPr>
-    </w:p>
-    <w:p>
-      <w:pPr>
-        <w:rPr>
-          <w:rFonts w:asciiTheme="minorHAnsi" w:hAnsiTheme="minorHAnsi"/>
-          <w:lang w:val="en-US"/>
-        </w:rPr>
-      </w:pPr>
-      <w:r>
-        <w:rPr>
-          <w:rFonts w:asciiTheme="minorHAnsi" w:hAnsiTheme="minorHAnsi"/>
-          <w:b/>
-          <w:lang w:val="en-US"/>
-        </w:rPr>
-        <w:t>Technology/Methodology</w:t>
-      </w:r>
-      <w:r>
-        <w:rPr>
-          <w:rFonts w:asciiTheme="minorHAnsi" w:hAnsiTheme="minorHAnsi"/>
-          <w:lang w:val="en-US"/>
-        </w:rPr>
-        <w:t xml:space="preserve">:  </w:t>
-      </w:r>
-      <w:r>
-        <w:rPr>
-          <w:rFonts w:asciiTheme="minorHAnsi" w:hAnsiTheme="minorHAnsi"/>
-          <w:lang w:val="en-US"/>
-        </w:rPr>
-        <w:t>C/C++</w:t>
-      </w:r>
-      <w:r>
-        <w:rPr>
-          <w:rFonts w:asciiTheme="minorHAnsi" w:hAnsiTheme="minorHAnsi"/>
-          <w:lang w:val="en-US"/>
-        </w:rPr>
-        <w:t>, System Engineering (Enterprise Architect)</w:t>
+          <w:lang w:val="en-US"/>
+        </w:rPr>
+        <w:t xml:space="preserve">, </w:t>
+      </w:r>
+      <w:r>
+        <w:rPr>
+          <w:rFonts w:asciiTheme="minorHAnsi" w:hAnsiTheme="minorHAnsi"/>
+          <w:lang w:val="en-US"/>
+        </w:rPr>
+        <w:t>System Engineering (Enterprise Architect)</w:t>
       </w:r>
       <w:r>
         <w:rPr>
@@ -1362,25 +1409,7 @@
           <w:b/>
           <w:lang w:val="en-US"/>
         </w:rPr>
-        <w:t xml:space="preserve"> </w:t>
-      </w:r>
-      <w:proofErr w:type="spellStart"/>
-      <w:r>
-        <w:rPr>
-          <w:rFonts w:asciiTheme="minorHAnsi" w:hAnsiTheme="minorHAnsi"/>
-          <w:b/>
-          <w:lang w:val="en-US"/>
-        </w:rPr>
-        <w:t>Elektro</w:t>
-      </w:r>
-      <w:proofErr w:type="spellEnd"/>
-      <w:r>
-        <w:rPr>
-          <w:rFonts w:asciiTheme="minorHAnsi" w:hAnsiTheme="minorHAnsi"/>
-          <w:b/>
-          <w:lang w:val="en-US"/>
-        </w:rPr>
-        <w:t xml:space="preserve">   </w:t>
+        <w:t xml:space="preserve"> Elektro   </w:t>
       </w:r>
       <w:r>
         <w:rPr>
@@ -3213,23 +3242,7 @@
           <w:lang w:val="en-US"/>
         </w:rPr>
         <w:lastRenderedPageBreak/>
-        <w:t xml:space="preserve">is to implement the protocol including parsing and validation of XML configuration files as well as all other business logic in, state machines etc. that </w:t>
-      </w:r>
-      <w:proofErr w:type="gramStart"/>
-      <w:r>
-        <w:rPr>
-          <w:rFonts w:asciiTheme="minorHAnsi" w:hAnsiTheme="minorHAnsi"/>
-          <w:lang w:val="en-US"/>
-        </w:rPr>
-        <w:t>run</w:t>
-      </w:r>
-      <w:proofErr w:type="gramEnd"/>
-      <w:r>
-        <w:rPr>
-          <w:rFonts w:asciiTheme="minorHAnsi" w:hAnsiTheme="minorHAnsi"/>
-          <w:lang w:val="en-US"/>
-        </w:rPr>
-        <w:t xml:space="preserve"> top page. The graphical interface is made in QT</w:t>
+        <w:t>is to implement the protocol including parsing and validation of XML configuration files as well as all other business logic in, state machines etc. that run top page. The graphical interface is made in QT</w:t>
       </w:r>
       <w:r>
         <w:rPr>
@@ -3506,18 +3519,8 @@
           <w:b/>
           <w:lang w:val="en-US"/>
         </w:rPr>
-        <w:t xml:space="preserve"> </w:t>
-      </w:r>
-      <w:proofErr w:type="spellStart"/>
-      <w:r>
-        <w:rPr>
-          <w:rFonts w:asciiTheme="minorHAnsi" w:hAnsiTheme="minorHAnsi"/>
-          <w:b/>
-          <w:lang w:val="en-US"/>
-        </w:rPr>
-        <w:t>Elektro</w:t>
-      </w:r>
-      <w:proofErr w:type="spellEnd"/>
+        <w:t xml:space="preserve"> Elektro</w:t>
+      </w:r>
       <w:r>
         <w:rPr>
           <w:rFonts w:asciiTheme="minorHAnsi" w:hAnsiTheme="minorHAnsi"/>
@@ -8181,7 +8184,25 @@
               <w:sz w:val="16"/>
               <w:lang w:val="en-US"/>
             </w:rPr>
-            <w:t>+47)  97 66 14 17</w:t>
+            <w:t>+47</w:t>
+          </w:r>
+          <w:proofErr w:type="gramStart"/>
+          <w:r>
+            <w:rPr>
+              <w:rFonts w:ascii="Calibri" w:hAnsi="Calibri" w:cs="Calibri"/>
+              <w:sz w:val="16"/>
+              <w:lang w:val="en-US"/>
+            </w:rPr>
+            <w:t>)  97</w:t>
+          </w:r>
+          <w:proofErr w:type="gramEnd"/>
+          <w:r>
+            <w:rPr>
+              <w:rFonts w:ascii="Calibri" w:hAnsi="Calibri" w:cs="Calibri"/>
+              <w:sz w:val="16"/>
+              <w:lang w:val="en-US"/>
+            </w:rPr>
+            <w:t xml:space="preserve"> 66 14 17</w:t>
           </w:r>
         </w:p>
         <w:p>

--- a/cv/2025-04-25-cv-pth-eng/2025-04-25-cv-pth-eng-projects.docx
+++ b/cv/2025-04-25-cv-pth-eng/2025-04-25-cv-pth-eng-projects.docx
@@ -39,117 +39,739 @@
           <w:b/>
           <w:lang w:val="en-US"/>
         </w:rPr>
-        <w:t xml:space="preserve">Eco </w:t>
-      </w:r>
-      <w:proofErr w:type="spellStart"/>
-      <w:r>
-        <w:rPr>
-          <w:rFonts w:asciiTheme="minorHAnsi" w:hAnsiTheme="minorHAnsi"/>
-          <w:b/>
+        <w:t>Eco Stor</w:t>
+      </w:r>
+      <w:r>
+        <w:rPr>
+          <w:rFonts w:asciiTheme="minorHAnsi" w:hAnsiTheme="minorHAnsi"/>
+          <w:b/>
+          <w:lang w:val="en-US"/>
+        </w:rPr>
+        <w:t xml:space="preserve">                                                                       </w:t>
+      </w:r>
+      <w:r>
+        <w:rPr>
+          <w:rFonts w:asciiTheme="minorHAnsi" w:hAnsiTheme="minorHAnsi"/>
+          <w:b/>
+          <w:lang w:val="en-US"/>
+        </w:rPr>
+        <w:t>0</w:t>
+      </w:r>
+      <w:r>
+        <w:rPr>
+          <w:rFonts w:asciiTheme="minorHAnsi" w:hAnsiTheme="minorHAnsi"/>
+          <w:b/>
+          <w:lang w:val="en-US"/>
+        </w:rPr>
+        <w:t>6</w:t>
+      </w:r>
+      <w:r>
+        <w:rPr>
+          <w:rFonts w:asciiTheme="minorHAnsi" w:hAnsiTheme="minorHAnsi"/>
+          <w:b/>
+          <w:lang w:val="en-US"/>
+        </w:rPr>
+        <w:t>.202</w:t>
+      </w:r>
+      <w:r>
+        <w:rPr>
+          <w:rFonts w:asciiTheme="minorHAnsi" w:hAnsiTheme="minorHAnsi"/>
+          <w:b/>
+          <w:lang w:val="en-US"/>
+        </w:rPr>
+        <w:t xml:space="preserve">3 – ongoing              </w:t>
+      </w:r>
+    </w:p>
+    <w:p>
+      <w:pPr>
+        <w:rPr>
+          <w:rFonts w:asciiTheme="minorHAnsi" w:hAnsiTheme="minorHAnsi"/>
+          <w:b/>
+          <w:lang w:val="en-US"/>
+        </w:rPr>
+      </w:pPr>
+      <w:r>
+        <w:rPr>
+          <w:rFonts w:asciiTheme="minorHAnsi" w:hAnsiTheme="minorHAnsi"/>
+          <w:b/>
+          <w:lang w:val="en-US"/>
+        </w:rPr>
+        <w:t xml:space="preserve">Role: Tech Lead, Developer, System </w:t>
+      </w:r>
+      <w:r>
+        <w:rPr>
+          <w:rFonts w:asciiTheme="minorHAnsi" w:hAnsiTheme="minorHAnsi"/>
+          <w:b/>
+          <w:lang w:val="en-US"/>
+        </w:rPr>
+        <w:t>architect</w:t>
+      </w:r>
+    </w:p>
+    <w:p>
+      <w:pPr>
+        <w:rPr>
+          <w:rFonts w:asciiTheme="minorHAnsi" w:hAnsiTheme="minorHAnsi"/>
+          <w:bCs/>
+          <w:lang w:val="en-US"/>
+        </w:rPr>
+      </w:pPr>
+      <w:r>
+        <w:rPr>
+          <w:rFonts w:asciiTheme="minorHAnsi" w:hAnsiTheme="minorHAnsi"/>
+          <w:b/>
+          <w:lang w:val="en-US"/>
+        </w:rPr>
+        <w:t>Description</w:t>
+      </w:r>
+      <w:r>
+        <w:rPr>
+          <w:rFonts w:asciiTheme="minorHAnsi" w:hAnsiTheme="minorHAnsi"/>
+          <w:bCs/>
+          <w:lang w:val="en-US"/>
+        </w:rPr>
+        <w:t>:</w:t>
+      </w:r>
+      <w:r>
+        <w:rPr>
+          <w:rFonts w:asciiTheme="minorHAnsi" w:hAnsiTheme="minorHAnsi"/>
+          <w:bCs/>
+          <w:lang w:val="en-US"/>
+        </w:rPr>
+        <w:t xml:space="preserve"> Eco Stor is </w:t>
+      </w:r>
+      <w:r>
+        <w:rPr>
+          <w:rFonts w:asciiTheme="minorHAnsi" w:hAnsiTheme="minorHAnsi"/>
+          <w:bCs/>
+          <w:lang w:val="en-US"/>
+        </w:rPr>
+        <w:t>a company</w:t>
+      </w:r>
+      <w:r>
+        <w:rPr>
+          <w:rFonts w:asciiTheme="minorHAnsi" w:hAnsiTheme="minorHAnsi"/>
+          <w:bCs/>
+          <w:lang w:val="en-US"/>
+        </w:rPr>
+        <w:t xml:space="preserve"> that</w:t>
+      </w:r>
+      <w:r>
+        <w:rPr>
+          <w:rFonts w:asciiTheme="minorHAnsi" w:hAnsiTheme="minorHAnsi"/>
+          <w:bCs/>
+          <w:lang w:val="en-US"/>
+        </w:rPr>
+        <w:t xml:space="preserve"> creates energy storage systems based on second lif</w:t>
+      </w:r>
+      <w:r>
+        <w:rPr>
+          <w:rFonts w:asciiTheme="minorHAnsi" w:hAnsiTheme="minorHAnsi"/>
+          <w:bCs/>
+          <w:lang w:val="en-US"/>
+        </w:rPr>
+        <w:t>e batteries from elect</w:t>
+      </w:r>
+      <w:r>
+        <w:rPr>
+          <w:rFonts w:asciiTheme="minorHAnsi" w:hAnsiTheme="minorHAnsi"/>
+          <w:bCs/>
+          <w:lang w:val="en-US"/>
+        </w:rPr>
+        <w:t>rical</w:t>
+      </w:r>
+      <w:r>
+        <w:rPr>
+          <w:rFonts w:asciiTheme="minorHAnsi" w:hAnsiTheme="minorHAnsi"/>
+          <w:bCs/>
+          <w:lang w:val="en-US"/>
+        </w:rPr>
+        <w:t xml:space="preserve"> cars. </w:t>
+      </w:r>
+      <w:r>
+        <w:rPr>
+          <w:rFonts w:asciiTheme="minorHAnsi" w:hAnsiTheme="minorHAnsi"/>
+          <w:bCs/>
+          <w:lang w:val="en-US"/>
+        </w:rPr>
+        <w:t xml:space="preserve">The storge systems </w:t>
+      </w:r>
+      <w:r>
+        <w:rPr>
+          <w:rFonts w:asciiTheme="minorHAnsi" w:hAnsiTheme="minorHAnsi"/>
+          <w:bCs/>
+          <w:lang w:val="en-US"/>
+        </w:rPr>
+        <w:t>implement</w:t>
+      </w:r>
+      <w:r>
+        <w:rPr>
+          <w:rFonts w:asciiTheme="minorHAnsi" w:hAnsiTheme="minorHAnsi"/>
+          <w:bCs/>
+          <w:lang w:val="en-US"/>
+        </w:rPr>
+        <w:t xml:space="preserve"> hardware that makes the battery think that it </w:t>
+      </w:r>
+      <w:r>
+        <w:rPr>
+          <w:rFonts w:asciiTheme="minorHAnsi" w:hAnsiTheme="minorHAnsi"/>
+          <w:bCs/>
+          <w:lang w:val="en-US"/>
+        </w:rPr>
+        <w:t>is still sitting</w:t>
+      </w:r>
+      <w:r>
+        <w:rPr>
+          <w:rFonts w:asciiTheme="minorHAnsi" w:hAnsiTheme="minorHAnsi"/>
+          <w:bCs/>
+          <w:lang w:val="en-US"/>
+        </w:rPr>
+        <w:t xml:space="preserve"> in the car.</w:t>
+      </w:r>
+      <w:r>
+        <w:rPr>
+          <w:rFonts w:asciiTheme="minorHAnsi" w:hAnsiTheme="minorHAnsi"/>
+          <w:bCs/>
+          <w:lang w:val="en-US"/>
+        </w:rPr>
+        <w:t xml:space="preserve"> This has the advantage that its is not necessary to open the car batteries</w:t>
+      </w:r>
+      <w:r>
+        <w:rPr>
+          <w:rFonts w:asciiTheme="minorHAnsi" w:hAnsiTheme="minorHAnsi"/>
+          <w:bCs/>
+          <w:lang w:val="en-US"/>
+        </w:rPr>
+        <w:t>, they can be used “as is”</w:t>
+      </w:r>
+      <w:r>
+        <w:rPr>
+          <w:rFonts w:asciiTheme="minorHAnsi" w:hAnsiTheme="minorHAnsi"/>
+          <w:bCs/>
+          <w:lang w:val="en-US"/>
+        </w:rPr>
+        <w:t xml:space="preserve"> f</w:t>
+      </w:r>
+      <w:r>
+        <w:rPr>
+          <w:rFonts w:asciiTheme="minorHAnsi" w:hAnsiTheme="minorHAnsi"/>
+          <w:bCs/>
+          <w:lang w:val="en-US"/>
+        </w:rPr>
+        <w:t>or</w:t>
+      </w:r>
+      <w:r>
+        <w:rPr>
+          <w:rFonts w:asciiTheme="minorHAnsi" w:hAnsiTheme="minorHAnsi"/>
+          <w:bCs/>
+          <w:lang w:val="en-US"/>
+        </w:rPr>
+        <w:t xml:space="preserve"> energy storage</w:t>
+      </w:r>
+      <w:r>
+        <w:rPr>
+          <w:rFonts w:asciiTheme="minorHAnsi" w:hAnsiTheme="minorHAnsi"/>
+          <w:bCs/>
+          <w:lang w:val="en-US"/>
+        </w:rPr>
+        <w:t>.</w:t>
+      </w:r>
+      <w:r>
+        <w:rPr>
+          <w:rFonts w:asciiTheme="minorHAnsi" w:hAnsiTheme="minorHAnsi"/>
+          <w:bCs/>
+          <w:lang w:val="en-US"/>
+        </w:rPr>
+        <w:t xml:space="preserve"> The challenge is that different electrical car </w:t>
+      </w:r>
+      <w:r>
+        <w:rPr>
+          <w:rFonts w:asciiTheme="minorHAnsi" w:hAnsiTheme="minorHAnsi"/>
+          <w:bCs/>
+          <w:lang w:val="en-US"/>
+        </w:rPr>
+        <w:t>manufacturers</w:t>
+      </w:r>
+      <w:r>
+        <w:rPr>
+          <w:rFonts w:asciiTheme="minorHAnsi" w:hAnsiTheme="minorHAnsi"/>
+          <w:bCs/>
+          <w:lang w:val="en-US"/>
+        </w:rPr>
+        <w:t xml:space="preserve"> </w:t>
+      </w:r>
+      <w:r>
+        <w:rPr>
+          <w:rFonts w:asciiTheme="minorHAnsi" w:hAnsiTheme="minorHAnsi"/>
+          <w:bCs/>
+          <w:lang w:val="en-US"/>
+        </w:rPr>
+        <w:t>have</w:t>
+      </w:r>
+      <w:r>
+        <w:rPr>
+          <w:rFonts w:asciiTheme="minorHAnsi" w:hAnsiTheme="minorHAnsi"/>
+          <w:bCs/>
+          <w:lang w:val="en-US"/>
+        </w:rPr>
+        <w:t xml:space="preserve"> different </w:t>
+      </w:r>
+      <w:r>
+        <w:rPr>
+          <w:rFonts w:asciiTheme="minorHAnsi" w:hAnsiTheme="minorHAnsi"/>
+          <w:bCs/>
+          <w:lang w:val="en-US"/>
+        </w:rPr>
+        <w:t>communication</w:t>
+      </w:r>
+      <w:r>
+        <w:rPr>
+          <w:rFonts w:asciiTheme="minorHAnsi" w:hAnsiTheme="minorHAnsi"/>
+          <w:bCs/>
+          <w:lang w:val="en-US"/>
+        </w:rPr>
+        <w:t xml:space="preserve"> protocol</w:t>
+      </w:r>
+      <w:r>
+        <w:rPr>
+          <w:rFonts w:asciiTheme="minorHAnsi" w:hAnsiTheme="minorHAnsi"/>
+          <w:bCs/>
+          <w:lang w:val="en-US"/>
+        </w:rPr>
+        <w:t xml:space="preserve">, and </w:t>
+      </w:r>
+      <w:r>
+        <w:rPr>
+          <w:rFonts w:asciiTheme="minorHAnsi" w:hAnsiTheme="minorHAnsi"/>
+          <w:bCs/>
+          <w:lang w:val="en-US"/>
+        </w:rPr>
+        <w:t>there</w:t>
+      </w:r>
+      <w:r>
+        <w:rPr>
+          <w:rFonts w:asciiTheme="minorHAnsi" w:hAnsiTheme="minorHAnsi"/>
+          <w:bCs/>
+          <w:lang w:val="en-US"/>
+        </w:rPr>
+        <w:t xml:space="preserve"> is not yet a common standard across the </w:t>
+      </w:r>
+      <w:r>
+        <w:rPr>
+          <w:rFonts w:asciiTheme="minorHAnsi" w:hAnsiTheme="minorHAnsi"/>
+          <w:bCs/>
+          <w:lang w:val="en-US"/>
+        </w:rPr>
+        <w:t>manufacturers</w:t>
+      </w:r>
+      <w:r>
+        <w:rPr>
+          <w:rFonts w:asciiTheme="minorHAnsi" w:hAnsiTheme="minorHAnsi"/>
+          <w:bCs/>
+          <w:lang w:val="en-US"/>
+        </w:rPr>
+        <w:t xml:space="preserve">. This means that the HW/SW have to support a number </w:t>
+      </w:r>
+      <w:r>
+        <w:rPr>
+          <w:rFonts w:asciiTheme="minorHAnsi" w:hAnsiTheme="minorHAnsi"/>
+          <w:bCs/>
+          <w:lang w:val="en-US"/>
+        </w:rPr>
+        <w:t>of</w:t>
+      </w:r>
+      <w:r>
+        <w:rPr>
+          <w:rFonts w:asciiTheme="minorHAnsi" w:hAnsiTheme="minorHAnsi"/>
+          <w:bCs/>
+          <w:lang w:val="en-US"/>
+        </w:rPr>
+        <w:t xml:space="preserve"> different</w:t>
+      </w:r>
+      <w:r>
+        <w:rPr>
+          <w:rFonts w:asciiTheme="minorHAnsi" w:hAnsiTheme="minorHAnsi"/>
+          <w:bCs/>
+          <w:lang w:val="en-US"/>
+        </w:rPr>
+        <w:t xml:space="preserve"> batteries in a generic way.</w:t>
+      </w:r>
+    </w:p>
+    <w:p>
+      <w:pPr>
+        <w:rPr>
+          <w:rFonts w:asciiTheme="minorHAnsi" w:hAnsiTheme="minorHAnsi"/>
+          <w:bCs/>
+          <w:lang w:val="en-US"/>
+        </w:rPr>
+      </w:pPr>
+    </w:p>
+    <w:p>
+      <w:pPr>
+        <w:rPr>
+          <w:rFonts w:asciiTheme="minorHAnsi" w:hAnsiTheme="minorHAnsi"/>
+          <w:bCs/>
+          <w:lang w:val="en-US"/>
+        </w:rPr>
+      </w:pPr>
+      <w:r>
+        <w:rPr>
+          <w:rFonts w:asciiTheme="minorHAnsi" w:hAnsiTheme="minorHAnsi"/>
+          <w:bCs/>
+          <w:lang w:val="en-US"/>
+        </w:rPr>
+        <w:t xml:space="preserve">My role </w:t>
+      </w:r>
+      <w:r>
+        <w:rPr>
+          <w:rFonts w:asciiTheme="minorHAnsi" w:hAnsiTheme="minorHAnsi"/>
+          <w:bCs/>
+          <w:lang w:val="en-US"/>
+        </w:rPr>
+        <w:t>was</w:t>
+      </w:r>
+      <w:r>
+        <w:rPr>
+          <w:rFonts w:asciiTheme="minorHAnsi" w:hAnsiTheme="minorHAnsi"/>
+          <w:bCs/>
+          <w:lang w:val="en-US"/>
+        </w:rPr>
+        <w:t>/is</w:t>
+      </w:r>
+      <w:r>
+        <w:rPr>
+          <w:rFonts w:asciiTheme="minorHAnsi" w:hAnsiTheme="minorHAnsi"/>
+          <w:bCs/>
+          <w:lang w:val="en-US"/>
+        </w:rPr>
+        <w:t xml:space="preserve"> to build a SW team and </w:t>
+      </w:r>
+      <w:r>
+        <w:rPr>
+          <w:rFonts w:asciiTheme="minorHAnsi" w:hAnsiTheme="minorHAnsi"/>
+          <w:bCs/>
+          <w:lang w:val="en-US"/>
+        </w:rPr>
+        <w:t>apply “b</w:t>
+      </w:r>
+      <w:r>
+        <w:rPr>
+          <w:rFonts w:asciiTheme="minorHAnsi" w:hAnsiTheme="minorHAnsi"/>
+          <w:bCs/>
+          <w:lang w:val="en-US"/>
+        </w:rPr>
+        <w:t>est</w:t>
+      </w:r>
+      <w:r>
+        <w:rPr>
+          <w:rFonts w:asciiTheme="minorHAnsi" w:hAnsiTheme="minorHAnsi"/>
+          <w:bCs/>
+          <w:lang w:val="en-US"/>
+        </w:rPr>
+        <w:t xml:space="preserve"> </w:t>
+      </w:r>
+      <w:r>
+        <w:rPr>
+          <w:rFonts w:asciiTheme="minorHAnsi" w:hAnsiTheme="minorHAnsi"/>
+          <w:bCs/>
+          <w:lang w:val="en-US"/>
+        </w:rPr>
+        <w:t>practices</w:t>
+      </w:r>
+      <w:r>
+        <w:rPr>
+          <w:rFonts w:asciiTheme="minorHAnsi" w:hAnsiTheme="minorHAnsi"/>
+          <w:bCs/>
+          <w:lang w:val="en-US"/>
+        </w:rPr>
+        <w:t>” for</w:t>
+      </w:r>
+      <w:r>
+        <w:rPr>
+          <w:rFonts w:asciiTheme="minorHAnsi" w:hAnsiTheme="minorHAnsi"/>
+          <w:bCs/>
+          <w:lang w:val="en-US"/>
+        </w:rPr>
+        <w:t xml:space="preserve"> implementation of the SW portfolio.</w:t>
+      </w:r>
+      <w:r>
+        <w:rPr>
+          <w:rFonts w:asciiTheme="minorHAnsi" w:hAnsiTheme="minorHAnsi"/>
+          <w:bCs/>
+          <w:lang w:val="en-US"/>
+        </w:rPr>
+        <w:t xml:space="preserve"> This included among other things</w:t>
+      </w:r>
+      <w:r>
+        <w:rPr>
+          <w:rFonts w:asciiTheme="minorHAnsi" w:hAnsiTheme="minorHAnsi"/>
+          <w:bCs/>
+          <w:lang w:val="en-US"/>
+        </w:rPr>
+        <w:t xml:space="preserve"> </w:t>
+      </w:r>
+      <w:r>
+        <w:rPr>
+          <w:rFonts w:asciiTheme="minorHAnsi" w:hAnsiTheme="minorHAnsi"/>
+          <w:bCs/>
+          <w:lang w:val="en-US"/>
+        </w:rPr>
+        <w:t xml:space="preserve">the setup and </w:t>
+      </w:r>
+      <w:r>
+        <w:rPr>
+          <w:rFonts w:asciiTheme="minorHAnsi" w:hAnsiTheme="minorHAnsi"/>
+          <w:bCs/>
+          <w:lang w:val="en-US"/>
+        </w:rPr>
+        <w:t>maintenance</w:t>
+      </w:r>
+      <w:r>
+        <w:rPr>
+          <w:rFonts w:asciiTheme="minorHAnsi" w:hAnsiTheme="minorHAnsi"/>
+          <w:bCs/>
+          <w:lang w:val="en-US"/>
+        </w:rPr>
+        <w:t xml:space="preserve"> of build servers for testing (Jenkins)</w:t>
+      </w:r>
+      <w:r>
+        <w:rPr>
+          <w:rFonts w:asciiTheme="minorHAnsi" w:hAnsiTheme="minorHAnsi"/>
+          <w:bCs/>
+          <w:lang w:val="en-US"/>
+        </w:rPr>
+        <w:t xml:space="preserve"> to facilitate </w:t>
+      </w:r>
+      <w:r>
+        <w:rPr>
+          <w:rFonts w:asciiTheme="minorHAnsi" w:hAnsiTheme="minorHAnsi"/>
+          <w:bCs/>
+          <w:lang w:val="en-US"/>
+        </w:rPr>
+        <w:t>a CI</w:t>
+      </w:r>
+      <w:r>
+        <w:rPr>
+          <w:rFonts w:asciiTheme="minorHAnsi" w:hAnsiTheme="minorHAnsi"/>
+          <w:bCs/>
+          <w:lang w:val="en-US"/>
+        </w:rPr>
+        <w:t>/CD pipeline</w:t>
+      </w:r>
+      <w:r>
+        <w:rPr>
+          <w:rFonts w:asciiTheme="minorHAnsi" w:hAnsiTheme="minorHAnsi"/>
+          <w:bCs/>
+          <w:lang w:val="en-US"/>
+        </w:rPr>
+        <w:t>.</w:t>
+      </w:r>
+      <w:r>
+        <w:rPr>
+          <w:rFonts w:asciiTheme="minorHAnsi" w:hAnsiTheme="minorHAnsi"/>
+          <w:bCs/>
+          <w:lang w:val="en-US"/>
+        </w:rPr>
+        <w:t xml:space="preserve"> </w:t>
+      </w:r>
+      <w:r>
+        <w:rPr>
+          <w:rFonts w:asciiTheme="minorHAnsi" w:hAnsiTheme="minorHAnsi"/>
+          <w:bCs/>
+          <w:lang w:val="en-US"/>
+        </w:rPr>
+        <w:t>C</w:t>
+      </w:r>
+      <w:r>
+        <w:rPr>
+          <w:rFonts w:asciiTheme="minorHAnsi" w:hAnsiTheme="minorHAnsi"/>
+          <w:bCs/>
+          <w:lang w:val="en-US"/>
+        </w:rPr>
+        <w:t>onsolidation</w:t>
+      </w:r>
+      <w:r>
+        <w:rPr>
+          <w:rFonts w:asciiTheme="minorHAnsi" w:hAnsiTheme="minorHAnsi"/>
+          <w:bCs/>
+          <w:lang w:val="en-US"/>
+        </w:rPr>
+        <w:t xml:space="preserve"> of existing SW into a common code base. Re</w:t>
+      </w:r>
+      <w:r>
+        <w:rPr>
+          <w:rFonts w:asciiTheme="minorHAnsi" w:hAnsiTheme="minorHAnsi"/>
+          <w:bCs/>
+          <w:lang w:val="en-US"/>
+        </w:rPr>
+        <w:t xml:space="preserve">factor and </w:t>
+      </w:r>
+      <w:r>
+        <w:rPr>
+          <w:rFonts w:asciiTheme="minorHAnsi" w:hAnsiTheme="minorHAnsi"/>
+          <w:bCs/>
+          <w:lang w:val="en-US"/>
+        </w:rPr>
+        <w:t>improve</w:t>
+      </w:r>
+      <w:r>
+        <w:rPr>
+          <w:rFonts w:asciiTheme="minorHAnsi" w:hAnsiTheme="minorHAnsi"/>
+          <w:bCs/>
+          <w:lang w:val="en-US"/>
+        </w:rPr>
+        <w:t xml:space="preserve"> existing code base</w:t>
+      </w:r>
+      <w:r>
+        <w:rPr>
+          <w:rFonts w:asciiTheme="minorHAnsi" w:hAnsiTheme="minorHAnsi"/>
+          <w:bCs/>
+          <w:lang w:val="en-US"/>
+        </w:rPr>
+        <w:t xml:space="preserve"> which is written in Python</w:t>
+      </w:r>
+      <w:r>
+        <w:rPr>
+          <w:rFonts w:asciiTheme="minorHAnsi" w:hAnsiTheme="minorHAnsi"/>
+          <w:bCs/>
+          <w:lang w:val="en-US"/>
+        </w:rPr>
+        <w:t xml:space="preserve">. </w:t>
+      </w:r>
+      <w:r>
+        <w:rPr>
+          <w:rFonts w:asciiTheme="minorHAnsi" w:hAnsiTheme="minorHAnsi"/>
+          <w:bCs/>
+          <w:lang w:val="en-US"/>
+        </w:rPr>
+        <w:t>The writing of control SW for the EMS (Energy Management System)</w:t>
+      </w:r>
+      <w:r>
+        <w:rPr>
+          <w:rFonts w:asciiTheme="minorHAnsi" w:hAnsiTheme="minorHAnsi"/>
+          <w:bCs/>
+          <w:lang w:val="en-US"/>
+        </w:rPr>
+        <w:t xml:space="preserve"> in C++</w:t>
+      </w:r>
+      <w:r>
+        <w:rPr>
+          <w:rFonts w:asciiTheme="minorHAnsi" w:hAnsiTheme="minorHAnsi"/>
+          <w:bCs/>
+          <w:lang w:val="en-US"/>
+        </w:rPr>
+        <w:t>.</w:t>
+      </w:r>
+      <w:r>
+        <w:rPr>
+          <w:rFonts w:asciiTheme="minorHAnsi" w:hAnsiTheme="minorHAnsi"/>
+          <w:bCs/>
+          <w:lang w:val="en-US"/>
+        </w:rPr>
+        <w:t xml:space="preserve"> Design and review of a</w:t>
+      </w:r>
+      <w:r>
+        <w:rPr>
+          <w:rFonts w:asciiTheme="minorHAnsi" w:hAnsiTheme="minorHAnsi"/>
+          <w:bCs/>
+          <w:lang w:val="en-US"/>
+        </w:rPr>
+        <w:t xml:space="preserve"> </w:t>
+      </w:r>
+      <w:r>
+        <w:rPr>
+          <w:rFonts w:asciiTheme="minorHAnsi" w:hAnsiTheme="minorHAnsi"/>
+          <w:bCs/>
+          <w:lang w:val="en-US"/>
+        </w:rPr>
+        <w:t xml:space="preserve">new HW </w:t>
+      </w:r>
+      <w:r>
+        <w:rPr>
+          <w:rFonts w:asciiTheme="minorHAnsi" w:hAnsiTheme="minorHAnsi"/>
+          <w:bCs/>
+          <w:lang w:val="en-US"/>
+        </w:rPr>
+        <w:t>platform</w:t>
+      </w:r>
+      <w:r>
+        <w:rPr>
+          <w:rFonts w:asciiTheme="minorHAnsi" w:hAnsiTheme="minorHAnsi"/>
+          <w:bCs/>
+          <w:lang w:val="en-US"/>
+        </w:rPr>
+        <w:t xml:space="preserve">. </w:t>
+      </w:r>
+      <w:r>
+        <w:rPr>
+          <w:rFonts w:asciiTheme="minorHAnsi" w:hAnsiTheme="minorHAnsi"/>
+          <w:bCs/>
+          <w:lang w:val="en-US"/>
+        </w:rPr>
+        <w:t xml:space="preserve"> </w:t>
+      </w:r>
+      <w:r>
+        <w:rPr>
+          <w:rFonts w:asciiTheme="minorHAnsi" w:hAnsiTheme="minorHAnsi"/>
+          <w:bCs/>
+          <w:lang w:val="en-US"/>
+        </w:rPr>
+        <w:t>Assessment and validation of candidates</w:t>
+      </w:r>
+      <w:r>
+        <w:rPr>
+          <w:rFonts w:asciiTheme="minorHAnsi" w:hAnsiTheme="minorHAnsi"/>
+          <w:bCs/>
+          <w:lang w:val="en-US"/>
+        </w:rPr>
+        <w:t xml:space="preserve"> </w:t>
+      </w:r>
+      <w:r>
+        <w:rPr>
+          <w:rFonts w:asciiTheme="minorHAnsi" w:hAnsiTheme="minorHAnsi"/>
+          <w:bCs/>
+          <w:lang w:val="en-US"/>
+        </w:rPr>
+        <w:t xml:space="preserve">+ conduct interview </w:t>
+      </w:r>
+      <w:r>
+        <w:rPr>
+          <w:rFonts w:asciiTheme="minorHAnsi" w:hAnsiTheme="minorHAnsi"/>
+          <w:bCs/>
+          <w:lang w:val="en-US"/>
+        </w:rPr>
+        <w:t>for new positions</w:t>
+      </w:r>
+      <w:r>
+        <w:rPr>
+          <w:rFonts w:asciiTheme="minorHAnsi" w:hAnsiTheme="minorHAnsi"/>
+          <w:bCs/>
+          <w:lang w:val="en-US"/>
+        </w:rPr>
+        <w:t xml:space="preserve"> et Eco</w:t>
+      </w:r>
+      <w:r>
+        <w:rPr>
+          <w:rFonts w:asciiTheme="minorHAnsi" w:hAnsiTheme="minorHAnsi"/>
+          <w:bCs/>
+          <w:lang w:val="en-US"/>
+        </w:rPr>
+        <w:t xml:space="preserve"> </w:t>
+      </w:r>
+      <w:r>
+        <w:rPr>
+          <w:rFonts w:asciiTheme="minorHAnsi" w:hAnsiTheme="minorHAnsi"/>
+          <w:bCs/>
           <w:lang w:val="en-US"/>
         </w:rPr>
         <w:t>Stor</w:t>
       </w:r>
-      <w:proofErr w:type="spellEnd"/>
-      <w:r>
-        <w:rPr>
-          <w:rFonts w:asciiTheme="minorHAnsi" w:hAnsiTheme="minorHAnsi"/>
-          <w:b/>
-          <w:lang w:val="en-US"/>
-        </w:rPr>
-        <w:t xml:space="preserve">                                                                       </w:t>
-      </w:r>
-      <w:r>
-        <w:rPr>
-          <w:rFonts w:asciiTheme="minorHAnsi" w:hAnsiTheme="minorHAnsi"/>
-          <w:b/>
-          <w:lang w:val="en-US"/>
-        </w:rPr>
-        <w:t>0</w:t>
-      </w:r>
-      <w:r>
-        <w:rPr>
-          <w:rFonts w:asciiTheme="minorHAnsi" w:hAnsiTheme="minorHAnsi"/>
-          <w:b/>
-          <w:lang w:val="en-US"/>
-        </w:rPr>
-        <w:t>6</w:t>
-      </w:r>
-      <w:r>
-        <w:rPr>
-          <w:rFonts w:asciiTheme="minorHAnsi" w:hAnsiTheme="minorHAnsi"/>
-          <w:b/>
-          <w:lang w:val="en-US"/>
-        </w:rPr>
-        <w:t>.202</w:t>
-      </w:r>
-      <w:r>
-        <w:rPr>
-          <w:rFonts w:asciiTheme="minorHAnsi" w:hAnsiTheme="minorHAnsi"/>
-          <w:b/>
-          <w:lang w:val="en-US"/>
-        </w:rPr>
-        <w:t xml:space="preserve">3 – ongoing              </w:t>
-      </w:r>
-    </w:p>
-    <w:p>
-      <w:pPr>
-        <w:rPr>
-          <w:rFonts w:asciiTheme="minorHAnsi" w:hAnsiTheme="minorHAnsi"/>
-          <w:b/>
-          <w:lang w:val="en-US"/>
-        </w:rPr>
-      </w:pPr>
-      <w:r>
-        <w:rPr>
-          <w:rFonts w:asciiTheme="minorHAnsi" w:hAnsiTheme="minorHAnsi"/>
-          <w:b/>
-          <w:lang w:val="en-US"/>
-        </w:rPr>
-        <w:t xml:space="preserve">Role: Tech </w:t>
-      </w:r>
-      <w:proofErr w:type="gramStart"/>
-      <w:r>
-        <w:rPr>
-          <w:rFonts w:asciiTheme="minorHAnsi" w:hAnsiTheme="minorHAnsi"/>
-          <w:b/>
-          <w:lang w:val="en-US"/>
-        </w:rPr>
-        <w:t>Lead</w:t>
-      </w:r>
-      <w:proofErr w:type="gramEnd"/>
-      <w:r>
-        <w:rPr>
-          <w:rFonts w:asciiTheme="minorHAnsi" w:hAnsiTheme="minorHAnsi"/>
-          <w:b/>
-          <w:lang w:val="en-US"/>
-        </w:rPr>
-        <w:t xml:space="preserve">, Developer, System </w:t>
-      </w:r>
-      <w:r>
-        <w:rPr>
-          <w:rFonts w:asciiTheme="minorHAnsi" w:hAnsiTheme="minorHAnsi"/>
-          <w:b/>
-          <w:lang w:val="en-US"/>
-        </w:rPr>
-        <w:t>architect</w:t>
-      </w:r>
-    </w:p>
-    <w:p>
-      <w:pPr>
+      <w:r>
         <w:rPr>
           <w:rFonts w:asciiTheme="minorHAnsi" w:hAnsiTheme="minorHAnsi"/>
           <w:bCs/>
           <w:lang w:val="en-US"/>
         </w:rPr>
-      </w:pPr>
-      <w:r>
-        <w:rPr>
-          <w:rFonts w:asciiTheme="minorHAnsi" w:hAnsiTheme="minorHAnsi"/>
-          <w:b/>
-          <w:lang w:val="en-US"/>
-        </w:rPr>
-        <w:t>Description</w:t>
+        <w:t>.</w:t>
       </w:r>
       <w:r>
         <w:rPr>
@@ -157,7 +779,7 @@
           <w:bCs/>
           <w:lang w:val="en-US"/>
         </w:rPr>
-        <w:t>:</w:t>
+        <w:t xml:space="preserve"> System design in Enterprise Architect. Setup and maintenance of JIRA + Confluence.</w:t>
       </w:r>
       <w:r>
         <w:rPr>
@@ -165,714 +787,6 @@
           <w:bCs/>
           <w:lang w:val="en-US"/>
         </w:rPr>
-        <w:t xml:space="preserve"> Eco </w:t>
-      </w:r>
-      <w:proofErr w:type="spellStart"/>
-      <w:r>
-        <w:rPr>
-          <w:rFonts w:asciiTheme="minorHAnsi" w:hAnsiTheme="minorHAnsi"/>
-          <w:bCs/>
-          <w:lang w:val="en-US"/>
-        </w:rPr>
-        <w:t>Stor</w:t>
-      </w:r>
-      <w:proofErr w:type="spellEnd"/>
-      <w:r>
-        <w:rPr>
-          <w:rFonts w:asciiTheme="minorHAnsi" w:hAnsiTheme="minorHAnsi"/>
-          <w:bCs/>
-          <w:lang w:val="en-US"/>
-        </w:rPr>
-        <w:t xml:space="preserve"> is </w:t>
-      </w:r>
-      <w:r>
-        <w:rPr>
-          <w:rFonts w:asciiTheme="minorHAnsi" w:hAnsiTheme="minorHAnsi"/>
-          <w:bCs/>
-          <w:lang w:val="en-US"/>
-        </w:rPr>
-        <w:t>a company</w:t>
-      </w:r>
-      <w:r>
-        <w:rPr>
-          <w:rFonts w:asciiTheme="minorHAnsi" w:hAnsiTheme="minorHAnsi"/>
-          <w:bCs/>
-          <w:lang w:val="en-US"/>
-        </w:rPr>
-        <w:t xml:space="preserve"> that</w:t>
-      </w:r>
-      <w:r>
-        <w:rPr>
-          <w:rFonts w:asciiTheme="minorHAnsi" w:hAnsiTheme="minorHAnsi"/>
-          <w:bCs/>
-          <w:lang w:val="en-US"/>
-        </w:rPr>
-        <w:t xml:space="preserve"> creates energy storage systems based on second lif</w:t>
-      </w:r>
-      <w:r>
-        <w:rPr>
-          <w:rFonts w:asciiTheme="minorHAnsi" w:hAnsiTheme="minorHAnsi"/>
-          <w:bCs/>
-          <w:lang w:val="en-US"/>
-        </w:rPr>
-        <w:t>e batteries from elect</w:t>
-      </w:r>
-      <w:r>
-        <w:rPr>
-          <w:rFonts w:asciiTheme="minorHAnsi" w:hAnsiTheme="minorHAnsi"/>
-          <w:bCs/>
-          <w:lang w:val="en-US"/>
-        </w:rPr>
-        <w:t>rical</w:t>
-      </w:r>
-      <w:r>
-        <w:rPr>
-          <w:rFonts w:asciiTheme="minorHAnsi" w:hAnsiTheme="minorHAnsi"/>
-          <w:bCs/>
-          <w:lang w:val="en-US"/>
-        </w:rPr>
-        <w:t xml:space="preserve"> cars. </w:t>
-      </w:r>
-      <w:r>
-        <w:rPr>
-          <w:rFonts w:asciiTheme="minorHAnsi" w:hAnsiTheme="minorHAnsi"/>
-          <w:bCs/>
-          <w:lang w:val="en-US"/>
-        </w:rPr>
-        <w:t xml:space="preserve">The storge systems </w:t>
-      </w:r>
-      <w:r>
-        <w:rPr>
-          <w:rFonts w:asciiTheme="minorHAnsi" w:hAnsiTheme="minorHAnsi"/>
-          <w:bCs/>
-          <w:lang w:val="en-US"/>
-        </w:rPr>
-        <w:t>implement</w:t>
-      </w:r>
-      <w:r>
-        <w:rPr>
-          <w:rFonts w:asciiTheme="minorHAnsi" w:hAnsiTheme="minorHAnsi"/>
-          <w:bCs/>
-          <w:lang w:val="en-US"/>
-        </w:rPr>
-        <w:t xml:space="preserve"> hardware that makes the battery think that it </w:t>
-      </w:r>
-      <w:r>
-        <w:rPr>
-          <w:rFonts w:asciiTheme="minorHAnsi" w:hAnsiTheme="minorHAnsi"/>
-          <w:bCs/>
-          <w:lang w:val="en-US"/>
-        </w:rPr>
-        <w:t>is still sitting</w:t>
-      </w:r>
-      <w:r>
-        <w:rPr>
-          <w:rFonts w:asciiTheme="minorHAnsi" w:hAnsiTheme="minorHAnsi"/>
-          <w:bCs/>
-          <w:lang w:val="en-US"/>
-        </w:rPr>
-        <w:t xml:space="preserve"> in the car.</w:t>
-      </w:r>
-      <w:r>
-        <w:rPr>
-          <w:rFonts w:asciiTheme="minorHAnsi" w:hAnsiTheme="minorHAnsi"/>
-          <w:bCs/>
-          <w:lang w:val="en-US"/>
-        </w:rPr>
-        <w:t xml:space="preserve"> This has the advantage that its is not necessary to open the car batteries</w:t>
-      </w:r>
-      <w:r>
-        <w:rPr>
-          <w:rFonts w:asciiTheme="minorHAnsi" w:hAnsiTheme="minorHAnsi"/>
-          <w:bCs/>
-          <w:lang w:val="en-US"/>
-        </w:rPr>
-        <w:t>, they can be used “as is”</w:t>
-      </w:r>
-      <w:r>
-        <w:rPr>
-          <w:rFonts w:asciiTheme="minorHAnsi" w:hAnsiTheme="minorHAnsi"/>
-          <w:bCs/>
-          <w:lang w:val="en-US"/>
-        </w:rPr>
-        <w:t xml:space="preserve"> f</w:t>
-      </w:r>
-      <w:r>
-        <w:rPr>
-          <w:rFonts w:asciiTheme="minorHAnsi" w:hAnsiTheme="minorHAnsi"/>
-          <w:bCs/>
-          <w:lang w:val="en-US"/>
-        </w:rPr>
-        <w:t>or</w:t>
-      </w:r>
-      <w:r>
-        <w:rPr>
-          <w:rFonts w:asciiTheme="minorHAnsi" w:hAnsiTheme="minorHAnsi"/>
-          <w:bCs/>
-          <w:lang w:val="en-US"/>
-        </w:rPr>
-        <w:t xml:space="preserve"> energy storage</w:t>
-      </w:r>
-      <w:r>
-        <w:rPr>
-          <w:rFonts w:asciiTheme="minorHAnsi" w:hAnsiTheme="minorHAnsi"/>
-          <w:bCs/>
-          <w:lang w:val="en-US"/>
-        </w:rPr>
-        <w:t>.</w:t>
-      </w:r>
-      <w:r>
-        <w:rPr>
-          <w:rFonts w:asciiTheme="minorHAnsi" w:hAnsiTheme="minorHAnsi"/>
-          <w:bCs/>
-          <w:lang w:val="en-US"/>
-        </w:rPr>
-        <w:t xml:space="preserve"> The challenge is that different electrical car </w:t>
-      </w:r>
-      <w:r>
-        <w:rPr>
-          <w:rFonts w:asciiTheme="minorHAnsi" w:hAnsiTheme="minorHAnsi"/>
-          <w:bCs/>
-          <w:lang w:val="en-US"/>
-        </w:rPr>
-        <w:t>manufacturers</w:t>
-      </w:r>
-      <w:r>
-        <w:rPr>
-          <w:rFonts w:asciiTheme="minorHAnsi" w:hAnsiTheme="minorHAnsi"/>
-          <w:bCs/>
-          <w:lang w:val="en-US"/>
-        </w:rPr>
-        <w:t xml:space="preserve"> </w:t>
-      </w:r>
-      <w:r>
-        <w:rPr>
-          <w:rFonts w:asciiTheme="minorHAnsi" w:hAnsiTheme="minorHAnsi"/>
-          <w:bCs/>
-          <w:lang w:val="en-US"/>
-        </w:rPr>
-        <w:t>have</w:t>
-      </w:r>
-      <w:r>
-        <w:rPr>
-          <w:rFonts w:asciiTheme="minorHAnsi" w:hAnsiTheme="minorHAnsi"/>
-          <w:bCs/>
-          <w:lang w:val="en-US"/>
-        </w:rPr>
-        <w:t xml:space="preserve"> different </w:t>
-      </w:r>
-      <w:r>
-        <w:rPr>
-          <w:rFonts w:asciiTheme="minorHAnsi" w:hAnsiTheme="minorHAnsi"/>
-          <w:bCs/>
-          <w:lang w:val="en-US"/>
-        </w:rPr>
-        <w:t>communication</w:t>
-      </w:r>
-      <w:r>
-        <w:rPr>
-          <w:rFonts w:asciiTheme="minorHAnsi" w:hAnsiTheme="minorHAnsi"/>
-          <w:bCs/>
-          <w:lang w:val="en-US"/>
-        </w:rPr>
-        <w:t xml:space="preserve"> </w:t>
-      </w:r>
-      <w:proofErr w:type="gramStart"/>
-      <w:r>
-        <w:rPr>
-          <w:rFonts w:asciiTheme="minorHAnsi" w:hAnsiTheme="minorHAnsi"/>
-          <w:bCs/>
-          <w:lang w:val="en-US"/>
-        </w:rPr>
-        <w:t>protocol</w:t>
-      </w:r>
-      <w:proofErr w:type="gramEnd"/>
-      <w:r>
-        <w:rPr>
-          <w:rFonts w:asciiTheme="minorHAnsi" w:hAnsiTheme="minorHAnsi"/>
-          <w:bCs/>
-          <w:lang w:val="en-US"/>
-        </w:rPr>
-        <w:t xml:space="preserve">, and </w:t>
-      </w:r>
-      <w:r>
-        <w:rPr>
-          <w:rFonts w:asciiTheme="minorHAnsi" w:hAnsiTheme="minorHAnsi"/>
-          <w:bCs/>
-          <w:lang w:val="en-US"/>
-        </w:rPr>
-        <w:t>there</w:t>
-      </w:r>
-      <w:r>
-        <w:rPr>
-          <w:rFonts w:asciiTheme="minorHAnsi" w:hAnsiTheme="minorHAnsi"/>
-          <w:bCs/>
-          <w:lang w:val="en-US"/>
-        </w:rPr>
-        <w:t xml:space="preserve"> is not yet a common standard across the </w:t>
-      </w:r>
-      <w:r>
-        <w:rPr>
-          <w:rFonts w:asciiTheme="minorHAnsi" w:hAnsiTheme="minorHAnsi"/>
-          <w:bCs/>
-          <w:lang w:val="en-US"/>
-        </w:rPr>
-        <w:t>manufacturers</w:t>
-      </w:r>
-      <w:r>
-        <w:rPr>
-          <w:rFonts w:asciiTheme="minorHAnsi" w:hAnsiTheme="minorHAnsi"/>
-          <w:bCs/>
-          <w:lang w:val="en-US"/>
-        </w:rPr>
-        <w:t xml:space="preserve">. This means that the HW/SW </w:t>
-      </w:r>
-      <w:proofErr w:type="gramStart"/>
-      <w:r>
-        <w:rPr>
-          <w:rFonts w:asciiTheme="minorHAnsi" w:hAnsiTheme="minorHAnsi"/>
-          <w:bCs/>
-          <w:lang w:val="en-US"/>
-        </w:rPr>
-        <w:t>have to</w:t>
-      </w:r>
-      <w:proofErr w:type="gramEnd"/>
-      <w:r>
-        <w:rPr>
-          <w:rFonts w:asciiTheme="minorHAnsi" w:hAnsiTheme="minorHAnsi"/>
-          <w:bCs/>
-          <w:lang w:val="en-US"/>
-        </w:rPr>
-        <w:t xml:space="preserve"> support </w:t>
-      </w:r>
-      <w:proofErr w:type="gramStart"/>
-      <w:r>
-        <w:rPr>
-          <w:rFonts w:asciiTheme="minorHAnsi" w:hAnsiTheme="minorHAnsi"/>
-          <w:bCs/>
-          <w:lang w:val="en-US"/>
-        </w:rPr>
-        <w:t xml:space="preserve">a number </w:t>
-      </w:r>
-      <w:r>
-        <w:rPr>
-          <w:rFonts w:asciiTheme="minorHAnsi" w:hAnsiTheme="minorHAnsi"/>
-          <w:bCs/>
-          <w:lang w:val="en-US"/>
-        </w:rPr>
-        <w:t>of</w:t>
-      </w:r>
-      <w:proofErr w:type="gramEnd"/>
-      <w:r>
-        <w:rPr>
-          <w:rFonts w:asciiTheme="minorHAnsi" w:hAnsiTheme="minorHAnsi"/>
-          <w:bCs/>
-          <w:lang w:val="en-US"/>
-        </w:rPr>
-        <w:t xml:space="preserve"> different</w:t>
-      </w:r>
-      <w:r>
-        <w:rPr>
-          <w:rFonts w:asciiTheme="minorHAnsi" w:hAnsiTheme="minorHAnsi"/>
-          <w:bCs/>
-          <w:lang w:val="en-US"/>
-        </w:rPr>
-        <w:t xml:space="preserve"> batteries in a generic way.</w:t>
-      </w:r>
-    </w:p>
-    <w:p>
-      <w:pPr>
-        <w:rPr>
-          <w:rFonts w:asciiTheme="minorHAnsi" w:hAnsiTheme="minorHAnsi"/>
-          <w:bCs/>
-          <w:lang w:val="en-US"/>
-        </w:rPr>
-      </w:pPr>
-    </w:p>
-    <w:p>
-      <w:pPr>
-        <w:rPr>
-          <w:rFonts w:asciiTheme="minorHAnsi" w:hAnsiTheme="minorHAnsi"/>
-          <w:bCs/>
-          <w:lang w:val="en-US"/>
-        </w:rPr>
-      </w:pPr>
-      <w:r>
-        <w:rPr>
-          <w:rFonts w:asciiTheme="minorHAnsi" w:hAnsiTheme="minorHAnsi"/>
-          <w:bCs/>
-          <w:lang w:val="en-US"/>
-        </w:rPr>
-        <w:t xml:space="preserve">My role </w:t>
-      </w:r>
-      <w:r>
-        <w:rPr>
-          <w:rFonts w:asciiTheme="minorHAnsi" w:hAnsiTheme="minorHAnsi"/>
-          <w:bCs/>
-          <w:lang w:val="en-US"/>
-        </w:rPr>
-        <w:t>was</w:t>
-      </w:r>
-      <w:r>
-        <w:rPr>
-          <w:rFonts w:asciiTheme="minorHAnsi" w:hAnsiTheme="minorHAnsi"/>
-          <w:bCs/>
-          <w:lang w:val="en-US"/>
-        </w:rPr>
-        <w:t>/is</w:t>
-      </w:r>
-      <w:r>
-        <w:rPr>
-          <w:rFonts w:asciiTheme="minorHAnsi" w:hAnsiTheme="minorHAnsi"/>
-          <w:bCs/>
-          <w:lang w:val="en-US"/>
-        </w:rPr>
-        <w:t xml:space="preserve"> to build a SW team and </w:t>
-      </w:r>
-      <w:r>
-        <w:rPr>
-          <w:rFonts w:asciiTheme="minorHAnsi" w:hAnsiTheme="minorHAnsi"/>
-          <w:bCs/>
-          <w:lang w:val="en-US"/>
-        </w:rPr>
-        <w:t>apply “b</w:t>
-      </w:r>
-      <w:r>
-        <w:rPr>
-          <w:rFonts w:asciiTheme="minorHAnsi" w:hAnsiTheme="minorHAnsi"/>
-          <w:bCs/>
-          <w:lang w:val="en-US"/>
-        </w:rPr>
-        <w:t>est</w:t>
-      </w:r>
-      <w:r>
-        <w:rPr>
-          <w:rFonts w:asciiTheme="minorHAnsi" w:hAnsiTheme="minorHAnsi"/>
-          <w:bCs/>
-          <w:lang w:val="en-US"/>
-        </w:rPr>
-        <w:t xml:space="preserve"> </w:t>
-      </w:r>
-      <w:r>
-        <w:rPr>
-          <w:rFonts w:asciiTheme="minorHAnsi" w:hAnsiTheme="minorHAnsi"/>
-          <w:bCs/>
-          <w:lang w:val="en-US"/>
-        </w:rPr>
-        <w:t>practices</w:t>
-      </w:r>
-      <w:r>
-        <w:rPr>
-          <w:rFonts w:asciiTheme="minorHAnsi" w:hAnsiTheme="minorHAnsi"/>
-          <w:bCs/>
-          <w:lang w:val="en-US"/>
-        </w:rPr>
-        <w:t>” for</w:t>
-      </w:r>
-      <w:r>
-        <w:rPr>
-          <w:rFonts w:asciiTheme="minorHAnsi" w:hAnsiTheme="minorHAnsi"/>
-          <w:bCs/>
-          <w:lang w:val="en-US"/>
-        </w:rPr>
-        <w:t xml:space="preserve"> implementation of the SW portfolio.</w:t>
-      </w:r>
-      <w:r>
-        <w:rPr>
-          <w:rFonts w:asciiTheme="minorHAnsi" w:hAnsiTheme="minorHAnsi"/>
-          <w:bCs/>
-          <w:lang w:val="en-US"/>
-        </w:rPr>
-        <w:t xml:space="preserve"> This included among other things</w:t>
-      </w:r>
-      <w:r>
-        <w:rPr>
-          <w:rFonts w:asciiTheme="minorHAnsi" w:hAnsiTheme="minorHAnsi"/>
-          <w:bCs/>
-          <w:lang w:val="en-US"/>
-        </w:rPr>
-        <w:t xml:space="preserve"> </w:t>
-      </w:r>
-      <w:r>
-        <w:rPr>
-          <w:rFonts w:asciiTheme="minorHAnsi" w:hAnsiTheme="minorHAnsi"/>
-          <w:bCs/>
-          <w:lang w:val="en-US"/>
-        </w:rPr>
-        <w:t xml:space="preserve">the setup and </w:t>
-      </w:r>
-      <w:r>
-        <w:rPr>
-          <w:rFonts w:asciiTheme="minorHAnsi" w:hAnsiTheme="minorHAnsi"/>
-          <w:bCs/>
-          <w:lang w:val="en-US"/>
-        </w:rPr>
-        <w:t>maintenance</w:t>
-      </w:r>
-      <w:r>
-        <w:rPr>
-          <w:rFonts w:asciiTheme="minorHAnsi" w:hAnsiTheme="minorHAnsi"/>
-          <w:bCs/>
-          <w:lang w:val="en-US"/>
-        </w:rPr>
-        <w:t xml:space="preserve"> of build servers for testing (Jenkins)</w:t>
-      </w:r>
-      <w:r>
-        <w:rPr>
-          <w:rFonts w:asciiTheme="minorHAnsi" w:hAnsiTheme="minorHAnsi"/>
-          <w:bCs/>
-          <w:lang w:val="en-US"/>
-        </w:rPr>
-        <w:t xml:space="preserve"> to facilitate </w:t>
-      </w:r>
-      <w:r>
-        <w:rPr>
-          <w:rFonts w:asciiTheme="minorHAnsi" w:hAnsiTheme="minorHAnsi"/>
-          <w:bCs/>
-          <w:lang w:val="en-US"/>
-        </w:rPr>
-        <w:t>a CI</w:t>
-      </w:r>
-      <w:r>
-        <w:rPr>
-          <w:rFonts w:asciiTheme="minorHAnsi" w:hAnsiTheme="minorHAnsi"/>
-          <w:bCs/>
-          <w:lang w:val="en-US"/>
-        </w:rPr>
-        <w:t>/CD pipeline</w:t>
-      </w:r>
-      <w:r>
-        <w:rPr>
-          <w:rFonts w:asciiTheme="minorHAnsi" w:hAnsiTheme="minorHAnsi"/>
-          <w:bCs/>
-          <w:lang w:val="en-US"/>
-        </w:rPr>
-        <w:t>.</w:t>
-      </w:r>
-      <w:r>
-        <w:rPr>
-          <w:rFonts w:asciiTheme="minorHAnsi" w:hAnsiTheme="minorHAnsi"/>
-          <w:bCs/>
-          <w:lang w:val="en-US"/>
-        </w:rPr>
-        <w:t xml:space="preserve"> </w:t>
-      </w:r>
-      <w:r>
-        <w:rPr>
-          <w:rFonts w:asciiTheme="minorHAnsi" w:hAnsiTheme="minorHAnsi"/>
-          <w:bCs/>
-          <w:lang w:val="en-US"/>
-        </w:rPr>
-        <w:t>C</w:t>
-      </w:r>
-      <w:r>
-        <w:rPr>
-          <w:rFonts w:asciiTheme="minorHAnsi" w:hAnsiTheme="minorHAnsi"/>
-          <w:bCs/>
-          <w:lang w:val="en-US"/>
-        </w:rPr>
-        <w:t>onsolidation</w:t>
-      </w:r>
-      <w:r>
-        <w:rPr>
-          <w:rFonts w:asciiTheme="minorHAnsi" w:hAnsiTheme="minorHAnsi"/>
-          <w:bCs/>
-          <w:lang w:val="en-US"/>
-        </w:rPr>
-        <w:t xml:space="preserve"> of existing SW into a common code base. Re</w:t>
-      </w:r>
-      <w:r>
-        <w:rPr>
-          <w:rFonts w:asciiTheme="minorHAnsi" w:hAnsiTheme="minorHAnsi"/>
-          <w:bCs/>
-          <w:lang w:val="en-US"/>
-        </w:rPr>
-        <w:t xml:space="preserve">factor and </w:t>
-      </w:r>
-      <w:r>
-        <w:rPr>
-          <w:rFonts w:asciiTheme="minorHAnsi" w:hAnsiTheme="minorHAnsi"/>
-          <w:bCs/>
-          <w:lang w:val="en-US"/>
-        </w:rPr>
-        <w:t>improve</w:t>
-      </w:r>
-      <w:r>
-        <w:rPr>
-          <w:rFonts w:asciiTheme="minorHAnsi" w:hAnsiTheme="minorHAnsi"/>
-          <w:bCs/>
-          <w:lang w:val="en-US"/>
-        </w:rPr>
-        <w:t xml:space="preserve"> existing code base</w:t>
-      </w:r>
-      <w:r>
-        <w:rPr>
-          <w:rFonts w:asciiTheme="minorHAnsi" w:hAnsiTheme="minorHAnsi"/>
-          <w:bCs/>
-          <w:lang w:val="en-US"/>
-        </w:rPr>
-        <w:t xml:space="preserve"> which is written in Python</w:t>
-      </w:r>
-      <w:r>
-        <w:rPr>
-          <w:rFonts w:asciiTheme="minorHAnsi" w:hAnsiTheme="minorHAnsi"/>
-          <w:bCs/>
-          <w:lang w:val="en-US"/>
-        </w:rPr>
-        <w:t xml:space="preserve">. </w:t>
-      </w:r>
-      <w:r>
-        <w:rPr>
-          <w:rFonts w:asciiTheme="minorHAnsi" w:hAnsiTheme="minorHAnsi"/>
-          <w:bCs/>
-          <w:lang w:val="en-US"/>
-        </w:rPr>
-        <w:t>The writing of control SW for the EMS (Energy Management System)</w:t>
-      </w:r>
-      <w:r>
-        <w:rPr>
-          <w:rFonts w:asciiTheme="minorHAnsi" w:hAnsiTheme="minorHAnsi"/>
-          <w:bCs/>
-          <w:lang w:val="en-US"/>
-        </w:rPr>
-        <w:t xml:space="preserve"> in C++</w:t>
-      </w:r>
-      <w:r>
-        <w:rPr>
-          <w:rFonts w:asciiTheme="minorHAnsi" w:hAnsiTheme="minorHAnsi"/>
-          <w:bCs/>
-          <w:lang w:val="en-US"/>
-        </w:rPr>
-        <w:t>.</w:t>
-      </w:r>
-      <w:r>
-        <w:rPr>
-          <w:rFonts w:asciiTheme="minorHAnsi" w:hAnsiTheme="minorHAnsi"/>
-          <w:bCs/>
-          <w:lang w:val="en-US"/>
-        </w:rPr>
-        <w:t xml:space="preserve"> Design and review of a</w:t>
-      </w:r>
-      <w:r>
-        <w:rPr>
-          <w:rFonts w:asciiTheme="minorHAnsi" w:hAnsiTheme="minorHAnsi"/>
-          <w:bCs/>
-          <w:lang w:val="en-US"/>
-        </w:rPr>
-        <w:t xml:space="preserve"> </w:t>
-      </w:r>
-      <w:r>
-        <w:rPr>
-          <w:rFonts w:asciiTheme="minorHAnsi" w:hAnsiTheme="minorHAnsi"/>
-          <w:bCs/>
-          <w:lang w:val="en-US"/>
-        </w:rPr>
-        <w:t xml:space="preserve">new HW </w:t>
-      </w:r>
-      <w:r>
-        <w:rPr>
-          <w:rFonts w:asciiTheme="minorHAnsi" w:hAnsiTheme="minorHAnsi"/>
-          <w:bCs/>
-          <w:lang w:val="en-US"/>
-        </w:rPr>
-        <w:t>platform</w:t>
-      </w:r>
-      <w:r>
-        <w:rPr>
-          <w:rFonts w:asciiTheme="minorHAnsi" w:hAnsiTheme="minorHAnsi"/>
-          <w:bCs/>
-          <w:lang w:val="en-US"/>
-        </w:rPr>
-        <w:t xml:space="preserve">. </w:t>
-      </w:r>
-      <w:r>
-        <w:rPr>
-          <w:rFonts w:asciiTheme="minorHAnsi" w:hAnsiTheme="minorHAnsi"/>
-          <w:bCs/>
-          <w:lang w:val="en-US"/>
-        </w:rPr>
-        <w:t xml:space="preserve"> </w:t>
-      </w:r>
-      <w:r>
-        <w:rPr>
-          <w:rFonts w:asciiTheme="minorHAnsi" w:hAnsiTheme="minorHAnsi"/>
-          <w:bCs/>
-          <w:lang w:val="en-US"/>
-        </w:rPr>
-        <w:t>Assessment and validation of candidates</w:t>
-      </w:r>
-      <w:r>
-        <w:rPr>
-          <w:rFonts w:asciiTheme="minorHAnsi" w:hAnsiTheme="minorHAnsi"/>
-          <w:bCs/>
-          <w:lang w:val="en-US"/>
-        </w:rPr>
-        <w:t xml:space="preserve"> </w:t>
-      </w:r>
-      <w:r>
-        <w:rPr>
-          <w:rFonts w:asciiTheme="minorHAnsi" w:hAnsiTheme="minorHAnsi"/>
-          <w:bCs/>
-          <w:lang w:val="en-US"/>
-        </w:rPr>
-        <w:t xml:space="preserve">+ conduct interview </w:t>
-      </w:r>
-      <w:r>
-        <w:rPr>
-          <w:rFonts w:asciiTheme="minorHAnsi" w:hAnsiTheme="minorHAnsi"/>
-          <w:bCs/>
-          <w:lang w:val="en-US"/>
-        </w:rPr>
-        <w:t>for new positions</w:t>
-      </w:r>
-      <w:r>
-        <w:rPr>
-          <w:rFonts w:asciiTheme="minorHAnsi" w:hAnsiTheme="minorHAnsi"/>
-          <w:bCs/>
-          <w:lang w:val="en-US"/>
-        </w:rPr>
-        <w:t xml:space="preserve"> et Eco</w:t>
-      </w:r>
-      <w:r>
-        <w:rPr>
-          <w:rFonts w:asciiTheme="minorHAnsi" w:hAnsiTheme="minorHAnsi"/>
-          <w:bCs/>
-          <w:lang w:val="en-US"/>
-        </w:rPr>
-        <w:t xml:space="preserve"> </w:t>
-      </w:r>
-      <w:proofErr w:type="spellStart"/>
-      <w:r>
-        <w:rPr>
-          <w:rFonts w:asciiTheme="minorHAnsi" w:hAnsiTheme="minorHAnsi"/>
-          <w:bCs/>
-          <w:lang w:val="en-US"/>
-        </w:rPr>
-        <w:t>Stor</w:t>
-      </w:r>
-      <w:proofErr w:type="spellEnd"/>
-      <w:r>
-        <w:rPr>
-          <w:rFonts w:asciiTheme="minorHAnsi" w:hAnsiTheme="minorHAnsi"/>
-          <w:bCs/>
-          <w:lang w:val="en-US"/>
-        </w:rPr>
-        <w:t>.</w:t>
-      </w:r>
-      <w:r>
-        <w:rPr>
-          <w:rFonts w:asciiTheme="minorHAnsi" w:hAnsiTheme="minorHAnsi"/>
-          <w:bCs/>
-          <w:lang w:val="en-US"/>
-        </w:rPr>
-        <w:t xml:space="preserve"> System design in Enterprise Architect. Setup and maintenance of JIRA + Confluence.</w:t>
-      </w:r>
-      <w:r>
-        <w:rPr>
-          <w:rFonts w:asciiTheme="minorHAnsi" w:hAnsiTheme="minorHAnsi"/>
-          <w:bCs/>
-          <w:lang w:val="en-US"/>
-        </w:rPr>
         <w:t xml:space="preserve"> Introducing Agile/Scrum and educating the team.</w:t>
       </w:r>
     </w:p>
@@ -900,7 +814,6 @@
         </w:rPr>
         <w:t>Technology/Methodology</w:t>
       </w:r>
-      <w:proofErr w:type="gramStart"/>
       <w:r>
         <w:rPr>
           <w:rFonts w:asciiTheme="minorHAnsi" w:hAnsiTheme="minorHAnsi"/>
@@ -913,15 +826,7 @@
           <w:rFonts w:asciiTheme="minorHAnsi" w:hAnsiTheme="minorHAnsi"/>
           <w:lang w:val="en-US"/>
         </w:rPr>
-        <w:t>C</w:t>
-      </w:r>
-      <w:proofErr w:type="gramEnd"/>
-      <w:r>
-        <w:rPr>
-          <w:rFonts w:asciiTheme="minorHAnsi" w:hAnsiTheme="minorHAnsi"/>
-          <w:lang w:val="en-US"/>
-        </w:rPr>
-        <w:t>/C++</w:t>
+        <w:t>C/C++</w:t>
       </w:r>
       <w:r>
         <w:rPr>
@@ -935,23 +840,7 @@
           <w:rFonts w:asciiTheme="minorHAnsi" w:hAnsiTheme="minorHAnsi"/>
           <w:lang w:val="en-US"/>
         </w:rPr>
-        <w:t>REST-API, Open-</w:t>
-      </w:r>
-      <w:proofErr w:type="gramStart"/>
-      <w:r>
-        <w:rPr>
-          <w:rFonts w:asciiTheme="minorHAnsi" w:hAnsiTheme="minorHAnsi"/>
-          <w:lang w:val="en-US"/>
-        </w:rPr>
-        <w:t>API,  Modbus</w:t>
-      </w:r>
-      <w:proofErr w:type="gramEnd"/>
-      <w:r>
-        <w:rPr>
-          <w:rFonts w:asciiTheme="minorHAnsi" w:hAnsiTheme="minorHAnsi"/>
-          <w:lang w:val="en-US"/>
-        </w:rPr>
-        <w:t xml:space="preserve">, </w:t>
+        <w:t xml:space="preserve">REST-API, Open-API,  Modbus, </w:t>
       </w:r>
       <w:r>
         <w:rPr>
@@ -1393,23 +1282,13 @@
           <w:lang w:val="en-US"/>
         </w:rPr>
       </w:pPr>
-      <w:proofErr w:type="spellStart"/>
-      <w:r>
-        <w:rPr>
-          <w:rFonts w:asciiTheme="minorHAnsi" w:hAnsiTheme="minorHAnsi"/>
-          <w:b/>
-          <w:lang w:val="en-US"/>
-        </w:rPr>
-        <w:t>Flekkefjord</w:t>
-      </w:r>
-      <w:proofErr w:type="spellEnd"/>
-      <w:r>
-        <w:rPr>
-          <w:rFonts w:asciiTheme="minorHAnsi" w:hAnsiTheme="minorHAnsi"/>
-          <w:b/>
-          <w:lang w:val="en-US"/>
-        </w:rPr>
-        <w:t xml:space="preserve"> Elektro   </w:t>
+      <w:r>
+        <w:rPr>
+          <w:rFonts w:asciiTheme="minorHAnsi" w:hAnsiTheme="minorHAnsi"/>
+          <w:b/>
+          <w:lang w:val="en-US"/>
+        </w:rPr>
+        <w:t xml:space="preserve">Flekkefjord Elektro   </w:t>
       </w:r>
       <w:r>
         <w:rPr>
@@ -2323,31 +2202,14 @@
           <w:rFonts w:asciiTheme="minorHAnsi" w:hAnsiTheme="minorHAnsi"/>
           <w:lang w:val="en-US"/>
         </w:rPr>
-        <w:t xml:space="preserve">, FreeRTOS. </w:t>
-      </w:r>
-      <w:proofErr w:type="spellStart"/>
-      <w:r>
-        <w:rPr>
-          <w:rFonts w:asciiTheme="minorHAnsi" w:hAnsiTheme="minorHAnsi"/>
-          <w:lang w:val="en-US"/>
-        </w:rPr>
-        <w:t>Protobuf</w:t>
-      </w:r>
-      <w:proofErr w:type="spellEnd"/>
-      <w:r>
-        <w:rPr>
-          <w:rFonts w:asciiTheme="minorHAnsi" w:hAnsiTheme="minorHAnsi"/>
-          <w:lang w:val="en-US"/>
-        </w:rPr>
-        <w:t xml:space="preserve">, </w:t>
-      </w:r>
-      <w:proofErr w:type="spellStart"/>
-      <w:r>
-        <w:rPr>
-          <w:rFonts w:asciiTheme="minorHAnsi" w:hAnsiTheme="minorHAnsi"/>
-          <w:lang w:val="en-US"/>
-        </w:rPr>
-        <w:t>STMCueb</w:t>
+        <w:t>, FreeRTOS. Protobuf</w:t>
+      </w:r>
+      <w:r>
+        <w:rPr>
+          <w:rFonts w:asciiTheme="minorHAnsi" w:hAnsiTheme="minorHAnsi"/>
+          <w:lang w:val="en-US"/>
+        </w:rPr>
+        <w:t>, STMCueb</w:t>
       </w:r>
       <w:r>
         <w:rPr>
@@ -2361,15 +2223,7 @@
           <w:rFonts w:asciiTheme="minorHAnsi" w:hAnsiTheme="minorHAnsi"/>
           <w:lang w:val="en-US"/>
         </w:rPr>
-        <w:t>IDE</w:t>
-      </w:r>
-      <w:proofErr w:type="spellEnd"/>
-      <w:r>
-        <w:rPr>
-          <w:rFonts w:asciiTheme="minorHAnsi" w:hAnsiTheme="minorHAnsi"/>
-          <w:lang w:val="en-US"/>
-        </w:rPr>
-        <w:t xml:space="preserve">. </w:t>
+        <w:t xml:space="preserve">IDE. </w:t>
       </w:r>
       <w:r>
         <w:rPr>
@@ -2744,23 +2598,7 @@
           <w:rFonts w:asciiTheme="minorHAnsi" w:hAnsiTheme="minorHAnsi"/>
           <w:lang w:val="en-US"/>
         </w:rPr>
-        <w:t xml:space="preserve">As a continuation of the work as Scrum Coach, I was hired to help with the actual implementation of the new system. This is a cloud solution where updating SW is done within a DevOps regime. I am responsible for developing a custom Linux distribution based on </w:t>
-      </w:r>
-      <w:proofErr w:type="spellStart"/>
-      <w:r>
-        <w:rPr>
-          <w:rFonts w:asciiTheme="minorHAnsi" w:hAnsiTheme="minorHAnsi"/>
-          <w:lang w:val="en-US"/>
-        </w:rPr>
-        <w:t>Yocto</w:t>
-      </w:r>
-      <w:proofErr w:type="spellEnd"/>
-      <w:r>
-        <w:rPr>
-          <w:rFonts w:asciiTheme="minorHAnsi" w:hAnsiTheme="minorHAnsi"/>
-          <w:lang w:val="en-US"/>
-        </w:rPr>
-        <w:t xml:space="preserve"> / Poky. This will run various applications using Docker containers that are updated from a separate cloud service. I am also responsible for quality assurance of existing SW solutions by introducing unit testing, regression testing and continuous integration. This code is written in C ++.</w:t>
+        <w:t>As a continuation of the work as Scrum Coach, I was hired to help with the actual implementation of the new system. This is a cloud solution where updating SW is done within a DevOps regime. I am responsible for developing a custom Linux distribution based on Yocto / Poky. This will run various applications using Docker containers that are updated from a separate cloud service. I am also responsible for quality assurance of existing SW solutions by introducing unit testing, regression testing and continuous integration. This code is written in C ++.</w:t>
       </w:r>
       <w:r>
         <w:rPr>
@@ -2903,23 +2741,7 @@
           <w:rFonts w:asciiTheme="minorHAnsi" w:hAnsiTheme="minorHAnsi"/>
           <w:lang w:val="en-US"/>
         </w:rPr>
-        <w:t xml:space="preserve">, TDD, Linux, </w:t>
-      </w:r>
-      <w:proofErr w:type="spellStart"/>
-      <w:r>
-        <w:rPr>
-          <w:rFonts w:asciiTheme="minorHAnsi" w:hAnsiTheme="minorHAnsi"/>
-          <w:lang w:val="en-US"/>
-        </w:rPr>
-        <w:t>Yocto</w:t>
-      </w:r>
-      <w:proofErr w:type="spellEnd"/>
-      <w:r>
-        <w:rPr>
-          <w:rFonts w:asciiTheme="minorHAnsi" w:hAnsiTheme="minorHAnsi"/>
-          <w:lang w:val="en-US"/>
-        </w:rPr>
-        <w:t xml:space="preserve">, Docker, DHCP, </w:t>
+        <w:t xml:space="preserve">, TDD, Linux, Yocto, Docker, DHCP, </w:t>
       </w:r>
       <w:r>
         <w:rPr>
@@ -3124,25 +2946,7 @@
           <w:b/>
           <w:lang w:val="en-US"/>
         </w:rPr>
-        <w:t xml:space="preserve">Role: Tech </w:t>
-      </w:r>
-      <w:proofErr w:type="gramStart"/>
-      <w:r>
-        <w:rPr>
-          <w:rFonts w:asciiTheme="minorHAnsi" w:hAnsiTheme="minorHAnsi"/>
-          <w:b/>
-          <w:lang w:val="en-US"/>
-        </w:rPr>
-        <w:t>Lead</w:t>
-      </w:r>
-      <w:proofErr w:type="gramEnd"/>
-      <w:r>
-        <w:rPr>
-          <w:rFonts w:asciiTheme="minorHAnsi" w:hAnsiTheme="minorHAnsi"/>
-          <w:b/>
-          <w:lang w:val="en-US"/>
-        </w:rPr>
-        <w:t xml:space="preserve"> SW/Embedded, </w:t>
+        <w:t xml:space="preserve">Role: Tech Lead SW/Embedded, </w:t>
       </w:r>
       <w:r>
         <w:rPr>
@@ -3220,21 +3024,12 @@
         </w:rPr>
         <w:t xml:space="preserve">was </w:t>
       </w:r>
-      <w:proofErr w:type="gramStart"/>
-      <w:r>
-        <w:rPr>
-          <w:rFonts w:asciiTheme="minorHAnsi" w:hAnsiTheme="minorHAnsi"/>
-          <w:lang w:val="en-US"/>
-        </w:rPr>
-        <w:t>responsible</w:t>
-      </w:r>
-      <w:proofErr w:type="gramEnd"/>
-      <w:r>
-        <w:rPr>
-          <w:rFonts w:asciiTheme="minorHAnsi" w:hAnsiTheme="minorHAnsi"/>
-          <w:lang w:val="en-US"/>
-        </w:rPr>
-        <w:t xml:space="preserve"> technical lead for SW and FW for this prototype. The SW / FW system consists of a control system running on a Linux PC top side (on a boat) that communicates with 8 embedded modules in the ROV running FreeRTOS. Communication takes place via an umbilical over TCP / IP with a protobuf protocol. Configuration of the system is done via XML. In addition to being a tech lead, my task </w:t>
+      <w:r>
+        <w:rPr>
+          <w:rFonts w:asciiTheme="minorHAnsi" w:hAnsiTheme="minorHAnsi"/>
+          <w:lang w:val="en-US"/>
+        </w:rPr>
+        <w:t xml:space="preserve">responsible technical lead for SW and FW for this prototype. The SW / FW system consists of a control system running on a Linux PC top side (on a boat) that communicates with 8 embedded modules in the ROV running FreeRTOS. Communication takes place via an umbilical over TCP / IP with a protobuf protocol. Configuration of the system is done via XML. In addition to being a tech lead, my task </w:t>
       </w:r>
       <w:r>
         <w:rPr>
@@ -3314,7 +3109,21 @@
           <w:rFonts w:asciiTheme="minorHAnsi" w:hAnsiTheme="minorHAnsi"/>
           <w:lang w:val="en-US"/>
         </w:rPr>
-        <w:t xml:space="preserve"> C.</w:t>
+        <w:t xml:space="preserve"> </w:t>
+      </w:r>
+      <w:r>
+        <w:rPr>
+          <w:rFonts w:asciiTheme="minorHAnsi" w:hAnsiTheme="minorHAnsi"/>
+          <w:lang w:val="en-US"/>
+        </w:rPr>
+        <w:t xml:space="preserve">of </w:t>
+      </w:r>
+      <w:r>
+        <w:rPr>
+          <w:rFonts w:asciiTheme="minorHAnsi" w:hAnsiTheme="minorHAnsi"/>
+          <w:lang w:val="en-US"/>
+        </w:rPr>
+        <w:t>C.</w:t>
       </w:r>
     </w:p>
     <w:p>
@@ -3493,16 +3302,7 @@
           <w:b/>
           <w:lang w:val="en-US"/>
         </w:rPr>
-        <w:t>/</w:t>
-      </w:r>
-      <w:proofErr w:type="spellStart"/>
-      <w:r>
-        <w:rPr>
-          <w:rFonts w:asciiTheme="minorHAnsi" w:hAnsiTheme="minorHAnsi"/>
-          <w:b/>
-          <w:lang w:val="en-US"/>
-        </w:rPr>
-        <w:t>Flekkef</w:t>
+        <w:t>/Flekkef</w:t>
       </w:r>
       <w:r>
         <w:rPr>
@@ -3512,7 +3312,6 @@
         </w:rPr>
         <w:t>jord</w:t>
       </w:r>
-      <w:proofErr w:type="spellEnd"/>
       <w:r>
         <w:rPr>
           <w:rFonts w:asciiTheme="minorHAnsi" w:hAnsiTheme="minorHAnsi"/>
@@ -3827,23 +3626,7 @@
           <w:rFonts w:asciiTheme="minorHAnsi" w:hAnsiTheme="minorHAnsi"/>
           <w:lang w:val="en-US"/>
         </w:rPr>
-        <w:t xml:space="preserve">odifications to a </w:t>
-      </w:r>
-      <w:proofErr w:type="spellStart"/>
-      <w:r>
-        <w:rPr>
-          <w:rFonts w:asciiTheme="minorHAnsi" w:hAnsiTheme="minorHAnsi"/>
-          <w:lang w:val="en-US"/>
-        </w:rPr>
-        <w:t>Yocto</w:t>
-      </w:r>
-      <w:proofErr w:type="spellEnd"/>
-      <w:r>
-        <w:rPr>
-          <w:rFonts w:asciiTheme="minorHAnsi" w:hAnsiTheme="minorHAnsi"/>
-          <w:lang w:val="en-US"/>
-        </w:rPr>
-        <w:t xml:space="preserve"> based Embedded Linux distro, including configuration of GPIO, UART, as well as modifications to Device Three Source / Blob (DTS / DTB)</w:t>
+        <w:t>odifications to a Yocto based Embedded Linux distro, including configuration of GPIO, UART, as well as modifications to Device Three Source / Blob (DTS / DTB)</w:t>
       </w:r>
     </w:p>
     <w:p>
@@ -4193,23 +3976,7 @@
           <w:rFonts w:asciiTheme="minorHAnsi" w:hAnsiTheme="minorHAnsi"/>
           <w:lang w:val="en-US"/>
         </w:rPr>
-        <w:t xml:space="preserve">Mama-k, </w:t>
-      </w:r>
-      <w:proofErr w:type="spellStart"/>
-      <w:r>
-        <w:rPr>
-          <w:rFonts w:asciiTheme="minorHAnsi" w:hAnsiTheme="minorHAnsi"/>
-          <w:lang w:val="en-US"/>
-        </w:rPr>
-        <w:t>BeamTech</w:t>
-      </w:r>
-      <w:proofErr w:type="spellEnd"/>
-      <w:r>
-        <w:rPr>
-          <w:rFonts w:asciiTheme="minorHAnsi" w:hAnsiTheme="minorHAnsi"/>
-          <w:lang w:val="en-US"/>
-        </w:rPr>
-        <w:t xml:space="preserve">. </w:t>
+        <w:t xml:space="preserve">Mama-k, BeamTech. </w:t>
       </w:r>
       <w:r>
         <w:rPr>
@@ -4334,23 +4101,7 @@
           <w:rFonts w:asciiTheme="minorHAnsi" w:hAnsiTheme="minorHAnsi"/>
           <w:lang w:val="en-US"/>
         </w:rPr>
-        <w:t xml:space="preserve">Radiation physics, accelerator physics, regulation technique, simulations in </w:t>
-      </w:r>
-      <w:proofErr w:type="spellStart"/>
-      <w:r>
-        <w:rPr>
-          <w:rFonts w:asciiTheme="minorHAnsi" w:hAnsiTheme="minorHAnsi"/>
-          <w:lang w:val="en-US"/>
-        </w:rPr>
-        <w:t>Matlab</w:t>
-      </w:r>
-      <w:proofErr w:type="spellEnd"/>
-      <w:r>
-        <w:rPr>
-          <w:rFonts w:asciiTheme="minorHAnsi" w:hAnsiTheme="minorHAnsi"/>
-          <w:lang w:val="en-US"/>
-        </w:rPr>
-        <w:t xml:space="preserve"> (Octave), Python, literature and patent search.</w:t>
+        <w:t>Radiation physics, accelerator physics, regulation technique, simulations in Matlab (Octave), Python, literature and patent search.</w:t>
       </w:r>
     </w:p>
     <w:p>
@@ -4579,23 +4330,7 @@
           <w:rFonts w:asciiTheme="minorHAnsi" w:hAnsiTheme="minorHAnsi"/>
           <w:lang w:val="en-US"/>
         </w:rPr>
-        <w:t xml:space="preserve">I was project manager for the development of a test system for the product line at Kongsberg </w:t>
-      </w:r>
-      <w:proofErr w:type="spellStart"/>
-      <w:r>
-        <w:rPr>
-          <w:rFonts w:asciiTheme="minorHAnsi" w:hAnsiTheme="minorHAnsi"/>
-          <w:lang w:val="en-US"/>
-        </w:rPr>
-        <w:t>Norspace</w:t>
-      </w:r>
-      <w:proofErr w:type="spellEnd"/>
-      <w:r>
-        <w:rPr>
-          <w:rFonts w:asciiTheme="minorHAnsi" w:hAnsiTheme="minorHAnsi"/>
-          <w:lang w:val="en-US"/>
-        </w:rPr>
-        <w:t>, which produces equipment for satellite communication. These products are mostly tailor-made. The system must support a wide range of products with many configurable options based on customer specification. A special challenge in this system is to find the balance between complexity and user friendliness for the user of the system, which in many contexts are conflicting requirements.</w:t>
+        <w:t>I was project manager for the development of a test system for the product line at Kongsberg Norspace, which produces equipment for satellite communication. These products are mostly tailor-made. The system must support a wide range of products with many configurable options based on customer specification. A special challenge in this system is to find the balance between complexity and user friendliness for the user of the system, which in many contexts are conflicting requirements.</w:t>
       </w:r>
     </w:p>
     <w:p>
@@ -5288,23 +5023,7 @@
           <w:rFonts w:asciiTheme="minorHAnsi" w:hAnsiTheme="minorHAnsi"/>
           <w:lang w:val="en-US"/>
         </w:rPr>
-        <w:t xml:space="preserve">. I have also been responsible for maintenance and support of software developed by Data </w:t>
-      </w:r>
-      <w:proofErr w:type="spellStart"/>
-      <w:r>
-        <w:rPr>
-          <w:rFonts w:asciiTheme="minorHAnsi" w:hAnsiTheme="minorHAnsi"/>
-          <w:lang w:val="en-US"/>
-        </w:rPr>
-        <w:t>Respons</w:t>
-      </w:r>
-      <w:proofErr w:type="spellEnd"/>
-      <w:r>
-        <w:rPr>
-          <w:rFonts w:asciiTheme="minorHAnsi" w:hAnsiTheme="minorHAnsi"/>
-          <w:lang w:val="en-US"/>
-        </w:rPr>
-        <w:t xml:space="preserve"> for existing customers </w:t>
+        <w:t xml:space="preserve">. I have also been responsible for maintenance and support of software developed by Data Respons for existing customers </w:t>
       </w:r>
       <w:r>
         <w:rPr>
@@ -5590,23 +5309,7 @@
           <w:rFonts w:asciiTheme="minorHAnsi" w:hAnsiTheme="minorHAnsi"/>
           <w:lang w:val="en-US"/>
         </w:rPr>
-        <w:t xml:space="preserve">The Obstacle Collision Avoidance System (OCAS) is a radar warning system for wind farms. The task consisted of creating a re-spin of existing HW, among other things to replace end of life components and to simplify the HW platform by combining the functionality of several separate circuit boards on one circuit board. The system is based on a custom Linux distribution created with </w:t>
-      </w:r>
-      <w:proofErr w:type="spellStart"/>
-      <w:r>
-        <w:rPr>
-          <w:rFonts w:asciiTheme="minorHAnsi" w:hAnsiTheme="minorHAnsi"/>
-          <w:lang w:val="en-US"/>
-        </w:rPr>
-        <w:t>Yocto</w:t>
-      </w:r>
-      <w:proofErr w:type="spellEnd"/>
-      <w:r>
-        <w:rPr>
-          <w:rFonts w:asciiTheme="minorHAnsi" w:hAnsiTheme="minorHAnsi"/>
-          <w:lang w:val="en-US"/>
-        </w:rPr>
-        <w:t>. My task consisted of initial planning and sales, as well as project management in the first phase of the project. I was also responsible for infrastructure for continuous regression and regression testing.</w:t>
+        <w:t>The Obstacle Collision Avoidance System (OCAS) is a radar warning system for wind farms. The task consisted of creating a re-spin of existing HW, among other things to replace end of life components and to simplify the HW platform by combining the functionality of several separate circuit boards on one circuit board. The system is based on a custom Linux distribution created with Yocto. My task consisted of initial planning and sales, as well as project management in the first phase of the project. I was also responsible for infrastructure for continuous regression and regression testing.</w:t>
       </w:r>
     </w:p>
     <w:p>
@@ -5645,25 +5348,8 @@
           <w:rFonts w:asciiTheme="minorHAnsi" w:hAnsiTheme="minorHAnsi"/>
           <w:lang w:val="en-US"/>
         </w:rPr>
-        <w:t>Agile/SCRUM, Confluence, JIRA, Linux(</w:t>
-      </w:r>
-      <w:proofErr w:type="spellStart"/>
-      <w:r>
-        <w:rPr>
-          <w:rFonts w:asciiTheme="minorHAnsi" w:hAnsiTheme="minorHAnsi"/>
-          <w:lang w:val="en-US"/>
-        </w:rPr>
-        <w:t>uClinux</w:t>
-      </w:r>
-      <w:proofErr w:type="spellEnd"/>
-      <w:r>
-        <w:rPr>
-          <w:rFonts w:asciiTheme="minorHAnsi" w:hAnsiTheme="minorHAnsi"/>
-          <w:lang w:val="en-US"/>
-        </w:rPr>
-        <w:t xml:space="preserve">), </w:t>
-      </w:r>
-      <w:proofErr w:type="spellStart"/>
+        <w:t xml:space="preserve">Agile/SCRUM, Confluence, JIRA, Linux(uClinux), </w:t>
+      </w:r>
       <w:r>
         <w:rPr>
           <w:rFonts w:asciiTheme="minorHAnsi" w:hAnsiTheme="minorHAnsi"/>
@@ -5671,7 +5357,6 @@
         </w:rPr>
         <w:t>Barebox</w:t>
       </w:r>
-      <w:proofErr w:type="spellEnd"/>
       <w:r>
         <w:rPr>
           <w:rFonts w:asciiTheme="minorHAnsi" w:hAnsiTheme="minorHAnsi"/>
@@ -5980,30 +5665,14 @@
           <w:rFonts w:asciiTheme="minorHAnsi" w:hAnsiTheme="minorHAnsi"/>
           <w:lang w:val="en-US"/>
         </w:rPr>
-        <w:t xml:space="preserve"> </w:t>
-      </w:r>
-      <w:proofErr w:type="spellStart"/>
-      <w:r>
-        <w:rPr>
-          <w:rFonts w:asciiTheme="minorHAnsi" w:hAnsiTheme="minorHAnsi"/>
-          <w:lang w:val="en-US"/>
-        </w:rPr>
-        <w:t>R</w:t>
-      </w:r>
-      <w:r>
-        <w:rPr>
-          <w:rFonts w:asciiTheme="minorHAnsi" w:hAnsiTheme="minorHAnsi"/>
-          <w:lang w:val="en-US"/>
-        </w:rPr>
-        <w:t>espons</w:t>
-      </w:r>
-      <w:proofErr w:type="spellEnd"/>
-      <w:r>
-        <w:rPr>
-          <w:rFonts w:asciiTheme="minorHAnsi" w:hAnsiTheme="minorHAnsi"/>
-          <w:lang w:val="en-US"/>
-        </w:rPr>
-        <w:t xml:space="preserve">, was hired to implement the remaining work. I was project manager for a team that consisted of 5-12 developers who implemented FW and SW for the data collection system. Systems were based on two different Embedded Linux platforms. </w:t>
+        <w:t xml:space="preserve"> R</w:t>
+      </w:r>
+      <w:r>
+        <w:rPr>
+          <w:rFonts w:asciiTheme="minorHAnsi" w:hAnsiTheme="minorHAnsi"/>
+          <w:lang w:val="en-US"/>
+        </w:rPr>
+        <w:t xml:space="preserve">espons, was hired to implement the remaining work. I was project manager for a team that consisted of 5-12 developers who implemented FW and SW for the data collection system. Systems were based on two different Embedded Linux platforms. </w:t>
       </w:r>
     </w:p>
     <w:p>
@@ -6034,94 +5703,30 @@
           <w:rFonts w:asciiTheme="minorHAnsi" w:hAnsiTheme="minorHAnsi"/>
           <w:lang w:val="en-US"/>
         </w:rPr>
-        <w:t xml:space="preserve">Then I was responsible for infrastructure for continuous integration and regression testing (Jenkins, JIRA, </w:t>
-      </w:r>
-      <w:proofErr w:type="spellStart"/>
-      <w:r>
-        <w:rPr>
-          <w:rFonts w:asciiTheme="minorHAnsi" w:hAnsiTheme="minorHAnsi"/>
-          <w:lang w:val="en-US"/>
-        </w:rPr>
-        <w:t>FishEye</w:t>
-      </w:r>
-      <w:proofErr w:type="spellEnd"/>
-      <w:r>
-        <w:rPr>
-          <w:rFonts w:asciiTheme="minorHAnsi" w:hAnsiTheme="minorHAnsi"/>
-          <w:lang w:val="en-US"/>
-        </w:rPr>
-        <w:t>). I also implemented a test framework in C ++ for platform verification.</w:t>
-      </w:r>
-    </w:p>
-    <w:p>
-      <w:pPr>
-        <w:rPr>
-          <w:rFonts w:asciiTheme="minorHAnsi" w:hAnsiTheme="minorHAnsi"/>
-          <w:lang w:val="en-US"/>
-        </w:rPr>
-      </w:pPr>
-    </w:p>
-    <w:p>
-      <w:pPr>
-        <w:rPr>
-          <w:rFonts w:asciiTheme="minorHAnsi" w:hAnsiTheme="minorHAnsi"/>
-          <w:lang w:val="en-US"/>
-        </w:rPr>
-      </w:pPr>
-      <w:r>
-        <w:rPr>
-          <w:rFonts w:asciiTheme="minorHAnsi" w:hAnsiTheme="minorHAnsi"/>
-          <w:lang w:val="en-US"/>
-        </w:rPr>
-        <w:t xml:space="preserve">The project concluded with a successful pipe scan from </w:t>
-      </w:r>
-      <w:proofErr w:type="spellStart"/>
-      <w:r>
-        <w:rPr>
-          <w:rFonts w:asciiTheme="minorHAnsi" w:hAnsiTheme="minorHAnsi"/>
-          <w:lang w:val="en-US"/>
-        </w:rPr>
-        <w:t>Kårstø</w:t>
-      </w:r>
-      <w:proofErr w:type="spellEnd"/>
-      <w:r>
-        <w:rPr>
-          <w:rFonts w:asciiTheme="minorHAnsi" w:hAnsiTheme="minorHAnsi"/>
-          <w:lang w:val="en-US"/>
-        </w:rPr>
-        <w:t xml:space="preserve"> to </w:t>
-      </w:r>
-      <w:proofErr w:type="spellStart"/>
-      <w:r>
-        <w:rPr>
-          <w:rFonts w:asciiTheme="minorHAnsi" w:hAnsiTheme="minorHAnsi"/>
-          <w:lang w:val="en-US"/>
-        </w:rPr>
-        <w:t>Statfjord</w:t>
-      </w:r>
-      <w:proofErr w:type="spellEnd"/>
-      <w:r>
-        <w:rPr>
-          <w:rFonts w:asciiTheme="minorHAnsi" w:hAnsiTheme="minorHAnsi"/>
-          <w:lang w:val="en-US"/>
-        </w:rPr>
-        <w:t xml:space="preserve"> B in October 2012 and was one of the largest projects for Data </w:t>
-      </w:r>
-      <w:proofErr w:type="spellStart"/>
-      <w:r>
-        <w:rPr>
-          <w:rFonts w:asciiTheme="minorHAnsi" w:hAnsiTheme="minorHAnsi"/>
-          <w:lang w:val="en-US"/>
-        </w:rPr>
-        <w:t>Respons</w:t>
-      </w:r>
-      <w:proofErr w:type="spellEnd"/>
-      <w:r>
-        <w:rPr>
-          <w:rFonts w:asciiTheme="minorHAnsi" w:hAnsiTheme="minorHAnsi"/>
-          <w:lang w:val="en-US"/>
-        </w:rPr>
-        <w:t xml:space="preserve"> in 2012. The product is currently in full operation.</w:t>
+        <w:t>Then I was responsible for infrastructure for continuous integration and regression testing (Jenkins, JIRA, FishEye). I also implemented a test framework in C ++ for platform verification.</w:t>
+      </w:r>
+    </w:p>
+    <w:p>
+      <w:pPr>
+        <w:rPr>
+          <w:rFonts w:asciiTheme="minorHAnsi" w:hAnsiTheme="minorHAnsi"/>
+          <w:lang w:val="en-US"/>
+        </w:rPr>
+      </w:pPr>
+    </w:p>
+    <w:p>
+      <w:pPr>
+        <w:rPr>
+          <w:rFonts w:asciiTheme="minorHAnsi" w:hAnsiTheme="minorHAnsi"/>
+          <w:lang w:val="en-US"/>
+        </w:rPr>
+      </w:pPr>
+      <w:r>
+        <w:rPr>
+          <w:rFonts w:asciiTheme="minorHAnsi" w:hAnsiTheme="minorHAnsi"/>
+          <w:lang w:val="en-US"/>
+        </w:rPr>
+        <w:t>The project concluded with a successful pipe scan from Kårstø to Statfjord B in October 2012 and was one of the largest projects for Data Respons in 2012. The product is currently in full operation.</w:t>
       </w:r>
     </w:p>
     <w:p>
@@ -6334,25 +5939,8 @@
           <w:rFonts w:asciiTheme="minorHAnsi" w:hAnsiTheme="minorHAnsi"/>
           <w:lang w:val="en-US"/>
         </w:rPr>
-        <w:t>(</w:t>
-      </w:r>
-      <w:proofErr w:type="spellStart"/>
-      <w:r>
-        <w:rPr>
-          <w:rFonts w:asciiTheme="minorHAnsi" w:hAnsiTheme="minorHAnsi"/>
-          <w:lang w:val="en-US"/>
-        </w:rPr>
-        <w:t>uClinux</w:t>
-      </w:r>
-      <w:proofErr w:type="spellEnd"/>
-      <w:r>
-        <w:rPr>
-          <w:rFonts w:asciiTheme="minorHAnsi" w:hAnsiTheme="minorHAnsi"/>
-          <w:lang w:val="en-US"/>
-        </w:rPr>
-        <w:t xml:space="preserve">), </w:t>
-      </w:r>
-      <w:proofErr w:type="spellStart"/>
+        <w:t xml:space="preserve">(uClinux), </w:t>
+      </w:r>
       <w:r>
         <w:rPr>
           <w:rFonts w:asciiTheme="minorHAnsi" w:hAnsiTheme="minorHAnsi"/>
@@ -6360,7 +5948,6 @@
         </w:rPr>
         <w:t>Barebox</w:t>
       </w:r>
-      <w:proofErr w:type="spellEnd"/>
       <w:r>
         <w:rPr>
           <w:rStyle w:val="Job"/>
@@ -6369,7 +5956,6 @@
         </w:rPr>
         <w:t xml:space="preserve">, </w:t>
       </w:r>
-      <w:proofErr w:type="spellStart"/>
       <w:r>
         <w:rPr>
           <w:rStyle w:val="Job"/>
@@ -6384,34 +5970,15 @@
           <w:rFonts w:asciiTheme="minorHAnsi" w:hAnsiTheme="minorHAnsi"/>
           <w:lang w:val="en-US"/>
         </w:rPr>
-        <w:t>uildroot</w:t>
-      </w:r>
-      <w:proofErr w:type="spellEnd"/>
-      <w:r>
-        <w:rPr>
-          <w:rStyle w:val="Job"/>
-          <w:rFonts w:asciiTheme="minorHAnsi" w:hAnsiTheme="minorHAnsi"/>
-          <w:lang w:val="en-US"/>
-        </w:rPr>
-        <w:t xml:space="preserve">, </w:t>
-      </w:r>
-      <w:proofErr w:type="spellStart"/>
-      <w:r>
-        <w:rPr>
-          <w:rStyle w:val="Job"/>
-          <w:rFonts w:asciiTheme="minorHAnsi" w:hAnsiTheme="minorHAnsi"/>
-          <w:lang w:val="en-US"/>
-        </w:rPr>
-        <w:t>uBoot</w:t>
-      </w:r>
-      <w:proofErr w:type="spellEnd"/>
-      <w:r>
-        <w:rPr>
-          <w:rStyle w:val="Job"/>
-          <w:rFonts w:asciiTheme="minorHAnsi" w:hAnsiTheme="minorHAnsi"/>
-          <w:lang w:val="en-US"/>
-        </w:rPr>
-        <w:t xml:space="preserve">, </w:t>
+        <w:t xml:space="preserve">uildroot, </w:t>
+      </w:r>
+      <w:r>
+        <w:rPr>
+          <w:rStyle w:val="Job"/>
+          <w:rFonts w:asciiTheme="minorHAnsi" w:hAnsiTheme="minorHAnsi"/>
+          <w:lang w:val="en-US"/>
+        </w:rPr>
+        <w:t xml:space="preserve">uBoot, </w:t>
       </w:r>
       <w:r>
         <w:rPr>
@@ -8035,33 +7602,13 @@
               <w:lang w:val="en-US"/>
             </w:rPr>
           </w:pPr>
-          <w:proofErr w:type="spellStart"/>
           <w:r>
             <w:rPr>
               <w:rFonts w:ascii="Calibri" w:hAnsi="Calibri" w:cs="Calibri"/>
               <w:sz w:val="16"/>
               <w:lang w:val="en-US"/>
             </w:rPr>
-            <w:t>Forskningsparken</w:t>
-          </w:r>
-          <w:proofErr w:type="spellEnd"/>
-          <w:r>
-            <w:rPr>
-              <w:rFonts w:ascii="Calibri" w:hAnsi="Calibri" w:cs="Calibri"/>
-              <w:sz w:val="16"/>
-              <w:lang w:val="en-US"/>
-            </w:rPr>
-            <w:t xml:space="preserve"> </w:t>
-          </w:r>
-          <w:proofErr w:type="spellStart"/>
-          <w:proofErr w:type="gramStart"/>
-          <w:r>
-            <w:rPr>
-              <w:rFonts w:ascii="Calibri" w:hAnsi="Calibri" w:cs="Calibri"/>
-              <w:sz w:val="16"/>
-              <w:lang w:val="en-US"/>
-            </w:rPr>
-            <w:t>Gaustadallee</w:t>
+            <w:t>Forskningsparken Gaustadallee</w:t>
           </w:r>
           <w:r>
             <w:rPr>
@@ -8069,16 +7616,7 @@
               <w:sz w:val="16"/>
               <w:lang w:val="en-US"/>
             </w:rPr>
-            <w:t>n</w:t>
-          </w:r>
-          <w:proofErr w:type="spellEnd"/>
-          <w:r>
-            <w:rPr>
-              <w:rFonts w:ascii="Calibri" w:hAnsi="Calibri" w:cs="Calibri"/>
-              <w:sz w:val="16"/>
-              <w:lang w:val="en-US"/>
-            </w:rPr>
-            <w:t xml:space="preserve">  </w:t>
+            <w:t xml:space="preserve">n  </w:t>
           </w:r>
           <w:r>
             <w:rPr>
@@ -8088,7 +7626,6 @@
             </w:rPr>
             <w:t>21</w:t>
           </w:r>
-          <w:proofErr w:type="gramEnd"/>
         </w:p>
         <w:p>
           <w:pPr>
@@ -8166,43 +7703,7 @@
               <w:sz w:val="16"/>
               <w:lang w:val="en-US"/>
             </w:rPr>
-            <w:t xml:space="preserve">Tel:  </w:t>
-          </w:r>
-          <w:proofErr w:type="gramStart"/>
-          <w:r>
-            <w:rPr>
-              <w:rFonts w:ascii="Calibri" w:hAnsi="Calibri" w:cs="Calibri"/>
-              <w:sz w:val="16"/>
-              <w:lang w:val="en-US"/>
-            </w:rPr>
-            <w:t xml:space="preserve">   (</w:t>
-          </w:r>
-          <w:proofErr w:type="gramEnd"/>
-          <w:r>
-            <w:rPr>
-              <w:rFonts w:ascii="Calibri" w:hAnsi="Calibri" w:cs="Calibri"/>
-              <w:sz w:val="16"/>
-              <w:lang w:val="en-US"/>
-            </w:rPr>
-            <w:t>+47</w:t>
-          </w:r>
-          <w:proofErr w:type="gramStart"/>
-          <w:r>
-            <w:rPr>
-              <w:rFonts w:ascii="Calibri" w:hAnsi="Calibri" w:cs="Calibri"/>
-              <w:sz w:val="16"/>
-              <w:lang w:val="en-US"/>
-            </w:rPr>
-            <w:t>)  97</w:t>
-          </w:r>
-          <w:proofErr w:type="gramEnd"/>
-          <w:r>
-            <w:rPr>
-              <w:rFonts w:ascii="Calibri" w:hAnsi="Calibri" w:cs="Calibri"/>
-              <w:sz w:val="16"/>
-              <w:lang w:val="en-US"/>
-            </w:rPr>
-            <w:t xml:space="preserve"> 66 14 17</w:t>
+            <w:t>Tel:     (+47)  97 66 14 17</w:t>
           </w:r>
         </w:p>
         <w:p>
@@ -8557,23 +8058,13 @@
               <w:lang w:val="en-US"/>
             </w:rPr>
           </w:pPr>
-          <w:proofErr w:type="spellStart"/>
           <w:r>
             <w:rPr>
               <w:rFonts w:ascii="Calibri" w:hAnsi="Calibri" w:cs="Calibri"/>
               <w:sz w:val="16"/>
               <w:lang w:val="en-US"/>
             </w:rPr>
-            <w:t>Postboks</w:t>
-          </w:r>
-          <w:proofErr w:type="spellEnd"/>
-          <w:r>
-            <w:rPr>
-              <w:rFonts w:ascii="Calibri" w:hAnsi="Calibri" w:cs="Calibri"/>
-              <w:sz w:val="16"/>
-              <w:lang w:val="en-US"/>
-            </w:rPr>
-            <w:t xml:space="preserve"> 279</w:t>
+            <w:t>Postboks 279</w:t>
           </w:r>
           <w:r>
             <w:rPr>
@@ -8634,25 +8125,7 @@
               <w:sz w:val="16"/>
               <w:lang w:val="en-US"/>
             </w:rPr>
-            <w:t xml:space="preserve">Tel:  </w:t>
-          </w:r>
-          <w:proofErr w:type="gramStart"/>
-          <w:r>
-            <w:rPr>
-              <w:rFonts w:ascii="Calibri" w:hAnsi="Calibri" w:cs="Calibri"/>
-              <w:sz w:val="16"/>
-              <w:lang w:val="en-US"/>
-            </w:rPr>
-            <w:t xml:space="preserve">   (</w:t>
-          </w:r>
-          <w:proofErr w:type="gramEnd"/>
-          <w:r>
-            <w:rPr>
-              <w:rFonts w:ascii="Calibri" w:hAnsi="Calibri" w:cs="Calibri"/>
-              <w:sz w:val="16"/>
-              <w:lang w:val="en-US"/>
-            </w:rPr>
-            <w:t>+47) 67 10 48 30</w:t>
+            <w:t>Tel:     (+47) 67 10 48 30</w:t>
           </w:r>
         </w:p>
         <w:p>
@@ -8670,25 +8143,7 @@
               <w:sz w:val="16"/>
               <w:lang w:val="en-US"/>
             </w:rPr>
-            <w:t xml:space="preserve">Fax: </w:t>
-          </w:r>
-          <w:proofErr w:type="gramStart"/>
-          <w:r>
-            <w:rPr>
-              <w:rFonts w:ascii="Calibri" w:hAnsi="Calibri" w:cs="Calibri"/>
-              <w:sz w:val="16"/>
-              <w:lang w:val="en-US"/>
-            </w:rPr>
-            <w:t xml:space="preserve">   (</w:t>
-          </w:r>
-          <w:proofErr w:type="gramEnd"/>
-          <w:r>
-            <w:rPr>
-              <w:rFonts w:ascii="Calibri" w:hAnsi="Calibri" w:cs="Calibri"/>
-              <w:sz w:val="16"/>
-              <w:lang w:val="en-US"/>
-            </w:rPr>
-            <w:t>+47) 67 10 48 29</w:t>
+            <w:t>Fax:    (+47) 67 10 48 29</w:t>
           </w:r>
         </w:p>
         <w:p>
